--- a/LAB_AT_BMHTTT/LAB3/11_CNPM1_LAB3_1150080024-NguyenThiKimLien.docx..docx
+++ b/LAB_AT_BMHTTT/LAB3/11_CNPM1_LAB3_1150080024-NguyenThiKimLien.docx..docx
@@ -104,64 +104,297 @@
       </w:r>
     </w:p>
     <w:p>
-      <w:r>
-        <w:t>1.</w:t>
+      <w:pPr>
+        <w:rPr>
+          <w:lang w:val="vi-VN"/>
+        </w:rPr>
+      </w:pPr>
+      <w:r>
+        <w:rPr>
+          <w:lang w:val="vi-VN"/>
+        </w:rPr>
+        <w:drawing>
+          <wp:inline distT="0" distB="0" distL="0" distR="0" wp14:anchorId="744FDD80" wp14:editId="0CF21BF9">
+            <wp:extent cx="5760720" cy="880745"/>
+            <wp:effectExtent l="0" t="0" r="0" b="0"/>
+            <wp:docPr id="4" name="Picture 4"/>
+            <wp:cNvGraphicFramePr>
+              <a:graphicFrameLocks xmlns:a="http://schemas.openxmlformats.org/drawingml/2006/main" noChangeAspect="1"/>
+            </wp:cNvGraphicFramePr>
+            <a:graphic xmlns:a="http://schemas.openxmlformats.org/drawingml/2006/main">
+              <a:graphicData uri="http://schemas.openxmlformats.org/drawingml/2006/picture">
+                <pic:pic xmlns:pic="http://schemas.openxmlformats.org/drawingml/2006/picture">
+                  <pic:nvPicPr>
+                    <pic:cNvPr id="1" name=""/>
+                    <pic:cNvPicPr/>
+                  </pic:nvPicPr>
+                  <pic:blipFill>
+                    <a:blip r:embed="rId6"/>
+                    <a:stretch>
+                      <a:fillRect/>
+                    </a:stretch>
+                  </pic:blipFill>
+                  <pic:spPr>
+                    <a:xfrm>
+                      <a:off x="0" y="0"/>
+                      <a:ext cx="5760720" cy="880745"/>
+                    </a:xfrm>
+                    <a:prstGeom prst="rect">
+                      <a:avLst/>
+                    </a:prstGeom>
+                  </pic:spPr>
+                </pic:pic>
+              </a:graphicData>
+            </a:graphic>
+          </wp:inline>
+        </w:drawing>
       </w:r>
     </w:p>
     <w:p>
-      <w:r>
-        <w:t>Asset</w:t>
-      </w:r>
-      <w:r>
-        <w:tab/>
-      </w:r>
-      <w:r>
-        <w:t xml:space="preserve">: </w:t>
-      </w:r>
-      <w:r>
-        <w:t>Tài khoản cục bộ lab3user cùng thông tin xác thực (mật khẩu) của nó trên máy Windows Server 2025 trong C:\LAB3.</w:t>
+      <w:pPr>
+        <w:rPr>
+          <w:lang w:val="vi-VN"/>
+        </w:rPr>
+      </w:pPr>
+      <w:r>
+        <w:rPr>
+          <w:lang w:val="vi-VN"/>
+        </w:rPr>
+        <w:drawing>
+          <wp:inline distT="0" distB="0" distL="0" distR="0" wp14:anchorId="513DA145" wp14:editId="0E421AB4">
+            <wp:extent cx="5760720" cy="1268730"/>
+            <wp:effectExtent l="0" t="0" r="0" b="7620"/>
+            <wp:docPr id="5" name="Picture 5"/>
+            <wp:cNvGraphicFramePr>
+              <a:graphicFrameLocks xmlns:a="http://schemas.openxmlformats.org/drawingml/2006/main" noChangeAspect="1"/>
+            </wp:cNvGraphicFramePr>
+            <a:graphic xmlns:a="http://schemas.openxmlformats.org/drawingml/2006/main">
+              <a:graphicData uri="http://schemas.openxmlformats.org/drawingml/2006/picture">
+                <pic:pic xmlns:pic="http://schemas.openxmlformats.org/drawingml/2006/picture">
+                  <pic:nvPicPr>
+                    <pic:cNvPr id="1" name=""/>
+                    <pic:cNvPicPr/>
+                  </pic:nvPicPr>
+                  <pic:blipFill>
+                    <a:blip r:embed="rId7"/>
+                    <a:stretch>
+                      <a:fillRect/>
+                    </a:stretch>
+                  </pic:blipFill>
+                  <pic:spPr>
+                    <a:xfrm>
+                      <a:off x="0" y="0"/>
+                      <a:ext cx="5760720" cy="1268730"/>
+                    </a:xfrm>
+                    <a:prstGeom prst="rect">
+                      <a:avLst/>
+                    </a:prstGeom>
+                  </pic:spPr>
+                </pic:pic>
+              </a:graphicData>
+            </a:graphic>
+          </wp:inline>
+        </w:drawing>
       </w:r>
     </w:p>
     <w:p>
-      <w:r>
-        <w:t>Vulnerability</w:t>
-      </w:r>
-      <w:r>
-        <w:t xml:space="preserve">: </w:t>
-      </w:r>
-      <w:r>
-        <w:t xml:space="preserve">Mật khẩu được nhập trực tiếp qua runas mà không có MFA hỗ trợ, và không có cơ chế khóa tài khoản sau nhiều lần đăng nhập sai (account lockout) </w:t>
+      <w:pPr>
+        <w:rPr>
+          <w:lang w:val="vi-VN"/>
+        </w:rPr>
+      </w:pPr>
+      <w:r>
+        <w:rPr>
+          <w:lang w:val="vi-VN"/>
+        </w:rPr>
+        <w:lastRenderedPageBreak/>
+        <w:drawing>
+          <wp:inline distT="0" distB="0" distL="0" distR="0" wp14:anchorId="03DF879E" wp14:editId="492CB9D0">
+            <wp:extent cx="5760720" cy="1936750"/>
+            <wp:effectExtent l="0" t="0" r="0" b="6350"/>
+            <wp:docPr id="6" name="Picture 6"/>
+            <wp:cNvGraphicFramePr>
+              <a:graphicFrameLocks xmlns:a="http://schemas.openxmlformats.org/drawingml/2006/main" noChangeAspect="1"/>
+            </wp:cNvGraphicFramePr>
+            <a:graphic xmlns:a="http://schemas.openxmlformats.org/drawingml/2006/main">
+              <a:graphicData uri="http://schemas.openxmlformats.org/drawingml/2006/picture">
+                <pic:pic xmlns:pic="http://schemas.openxmlformats.org/drawingml/2006/picture">
+                  <pic:nvPicPr>
+                    <pic:cNvPr id="1" name=""/>
+                    <pic:cNvPicPr/>
+                  </pic:nvPicPr>
+                  <pic:blipFill>
+                    <a:blip r:embed="rId8"/>
+                    <a:stretch>
+                      <a:fillRect/>
+                    </a:stretch>
+                  </pic:blipFill>
+                  <pic:spPr>
+                    <a:xfrm>
+                      <a:off x="0" y="0"/>
+                      <a:ext cx="5760720" cy="1936750"/>
+                    </a:xfrm>
+                    <a:prstGeom prst="rect">
+                      <a:avLst/>
+                    </a:prstGeom>
+                  </pic:spPr>
+                </pic:pic>
+              </a:graphicData>
+            </a:graphic>
+          </wp:inline>
+        </w:drawing>
       </w:r>
     </w:p>
     <w:p>
-      <w:r>
-        <w:t>Threat</w:t>
-      </w:r>
-      <w:r>
-        <w:t xml:space="preserve">: </w:t>
-      </w:r>
-      <w:r>
-        <w:t xml:space="preserve">Khả năng một người hoặc kỹ thuật dò/đoán được mật khẩu của lab3user (ví dụ qua brute force hoặc social engineering) </w:t>
+      <w:pPr>
+        <w:rPr>
+          <w:lang w:val="vi-VN"/>
+        </w:rPr>
+      </w:pPr>
+      <w:r>
+        <w:rPr>
+          <w:lang w:val="vi-VN"/>
+        </w:rPr>
+        <w:drawing>
+          <wp:inline distT="0" distB="0" distL="0" distR="0" wp14:anchorId="1E4FE72E" wp14:editId="384A5CE7">
+            <wp:extent cx="5760720" cy="3109595"/>
+            <wp:effectExtent l="0" t="0" r="0" b="0"/>
+            <wp:docPr id="7" name="Picture 7"/>
+            <wp:cNvGraphicFramePr>
+              <a:graphicFrameLocks xmlns:a="http://schemas.openxmlformats.org/drawingml/2006/main" noChangeAspect="1"/>
+            </wp:cNvGraphicFramePr>
+            <a:graphic xmlns:a="http://schemas.openxmlformats.org/drawingml/2006/main">
+              <a:graphicData uri="http://schemas.openxmlformats.org/drawingml/2006/picture">
+                <pic:pic xmlns:pic="http://schemas.openxmlformats.org/drawingml/2006/picture">
+                  <pic:nvPicPr>
+                    <pic:cNvPr id="1" name=""/>
+                    <pic:cNvPicPr/>
+                  </pic:nvPicPr>
+                  <pic:blipFill>
+                    <a:blip r:embed="rId9"/>
+                    <a:stretch>
+                      <a:fillRect/>
+                    </a:stretch>
+                  </pic:blipFill>
+                  <pic:spPr>
+                    <a:xfrm>
+                      <a:off x="0" y="0"/>
+                      <a:ext cx="5760720" cy="3109595"/>
+                    </a:xfrm>
+                    <a:prstGeom prst="rect">
+                      <a:avLst/>
+                    </a:prstGeom>
+                  </pic:spPr>
+                </pic:pic>
+              </a:graphicData>
+            </a:graphic>
+          </wp:inline>
+        </w:drawing>
       </w:r>
     </w:p>
     <w:p>
-      <w:r>
-        <w:t>Risk</w:t>
-      </w:r>
-      <w:r>
-        <w:t>:</w:t>
-      </w:r>
-      <w:r>
-        <w:tab/>
-        <w:t xml:space="preserve">Hậu quả có thể xảy ra nếu threat đó khai thác được vulnerability: kẻ tấn công chiếm được quyền lab3user, từ đó có thể đọc/sửa dữ liệu trong C:\LAB3\Evidence </w:t>
-      </w:r>
-      <w:r>
+      <w:pPr>
+        <w:rPr>
+          <w:lang w:val="vi-VN"/>
+        </w:rPr>
+      </w:pPr>
+      <w:r>
+        <w:rPr>
+          <w:lang w:val="vi-VN"/>
+        </w:rPr>
         <w:lastRenderedPageBreak/>
-        <w:t>hoặc dùng tài khoản này làm bàn đạp trong mạng lab — đây là tổn thất cụ thể có thể định lượng (mất tính toàn vẹn dữ liệu, mất kiểm soát tài khoản).</w:t>
+        <w:drawing>
+          <wp:inline distT="0" distB="0" distL="0" distR="0" wp14:anchorId="0E3CD781" wp14:editId="269A0E2F">
+            <wp:extent cx="5601185" cy="5540220"/>
+            <wp:effectExtent l="0" t="0" r="0" b="0"/>
+            <wp:docPr id="8" name="Picture 8"/>
+            <wp:cNvGraphicFramePr>
+              <a:graphicFrameLocks xmlns:a="http://schemas.openxmlformats.org/drawingml/2006/main" noChangeAspect="1"/>
+            </wp:cNvGraphicFramePr>
+            <a:graphic xmlns:a="http://schemas.openxmlformats.org/drawingml/2006/main">
+              <a:graphicData uri="http://schemas.openxmlformats.org/drawingml/2006/picture">
+                <pic:pic xmlns:pic="http://schemas.openxmlformats.org/drawingml/2006/picture">
+                  <pic:nvPicPr>
+                    <pic:cNvPr id="1" name=""/>
+                    <pic:cNvPicPr/>
+                  </pic:nvPicPr>
+                  <pic:blipFill rotWithShape="1">
+                    <a:blip r:embed="rId10"/>
+                    <a:srcRect l="-1113" t="5252" r="1113" b="-5252"/>
+                    <a:stretch/>
+                  </pic:blipFill>
+                  <pic:spPr>
+                    <a:xfrm>
+                      <a:off x="0" y="0"/>
+                      <a:ext cx="5601185" cy="5540220"/>
+                    </a:xfrm>
+                    <a:prstGeom prst="rect">
+                      <a:avLst/>
+                    </a:prstGeom>
+                  </pic:spPr>
+                </pic:pic>
+              </a:graphicData>
+            </a:graphic>
+          </wp:inline>
+        </w:drawing>
       </w:r>
     </w:p>
     <w:p>
       <w:r>
+        <w:t>1.</w:t>
+      </w:r>
+    </w:p>
+    <w:p>
+      <w:r>
+        <w:t>Asset</w:t>
+      </w:r>
+      <w:r>
+        <w:tab/>
+      </w:r>
+      <w:r>
+        <w:t xml:space="preserve">: </w:t>
+      </w:r>
+      <w:r>
+        <w:t>Tài khoản cục bộ lab3user cùng thông tin xác thực (mật khẩu) của nó trên máy Windows Server 2025 trong C:\LAB3.</w:t>
+      </w:r>
+    </w:p>
+    <w:p>
+      <w:r>
+        <w:t>Vulnerability</w:t>
+      </w:r>
+      <w:r>
+        <w:t xml:space="preserve">: </w:t>
+      </w:r>
+      <w:r>
+        <w:t xml:space="preserve">Mật khẩu được nhập trực tiếp qua runas mà không có MFA hỗ trợ, và không có cơ chế khóa tài khoản sau nhiều lần đăng nhập sai (account lockout) </w:t>
+      </w:r>
+    </w:p>
+    <w:p>
+      <w:r>
+        <w:t>Threat</w:t>
+      </w:r>
+      <w:r>
+        <w:t xml:space="preserve">: </w:t>
+      </w:r>
+      <w:r>
+        <w:t xml:space="preserve">Khả năng một người hoặc kỹ thuật dò/đoán được mật khẩu của lab3user (ví dụ qua brute force hoặc social engineering) </w:t>
+      </w:r>
+    </w:p>
+    <w:p>
+      <w:r>
+        <w:t>Risk</w:t>
+      </w:r>
+      <w:r>
+        <w:t>:</w:t>
+      </w:r>
+      <w:r>
+        <w:tab/>
+        <w:t>Hậu quả có thể xảy ra nếu threat đó khai thác được vulnerability: kẻ tấn công chiếm được quyền lab3user, từ đó có thể đọc/sửa dữ liệu trong C:\LAB3\Evidence hoặc dùng tài khoản này làm bàn đạp trong mạng lab — đây là tổn thất cụ thể có thể định lượng (mất tính toàn vẹn dữ liệu, mất kiểm soát tài khoản).</w:t>
+      </w:r>
+    </w:p>
+    <w:p>
+      <w:r>
+        <w:lastRenderedPageBreak/>
         <w:t>Attack</w:t>
       </w:r>
       <w:r>
@@ -588,7 +821,27 @@
         </w:tc>
       </w:tr>
     </w:tbl>
-    <w:p/>
+    <w:p>
+      <w:pPr>
+        <w:rPr>
+          <w:lang w:val="vi-VN"/>
+        </w:rPr>
+      </w:pPr>
+    </w:p>
+    <w:p>
+      <w:pPr>
+        <w:rPr>
+          <w:lang w:val="vi-VN"/>
+        </w:rPr>
+      </w:pPr>
+    </w:p>
+    <w:p>
+      <w:pPr>
+        <w:rPr>
+          <w:lang w:val="vi-VN"/>
+        </w:rPr>
+      </w:pPr>
+    </w:p>
     <w:sectPr>
       <w:type w:val="continuous"/>
       <w:pgSz w:w="11907" w:h="16840" w:code="9"/>

--- a/LAB_AT_BMHTTT/LAB3/11_CNPM1_LAB3_1150080024-NguyenThiKimLien.docx..docx
+++ b/LAB_AT_BMHTTT/LAB3/11_CNPM1_LAB3_1150080024-NguyenThiKimLien.docx..docx
@@ -5,54 +5,83 @@
     <w:p>
       <w:pPr>
         <w:rPr>
-          <w:lang w:val="vi-VN"/>
-        </w:rPr>
-      </w:pPr>
-      <w:r>
-        <w:rPr>
           <w:noProof/>
-        </w:rPr>
-        <w:t>https://youtu.be/M3zj-sSJARQ</w:t>
-      </w:r>
-      <w:r>
-        <w:rPr>
-          <w:noProof/>
-        </w:rPr>
-        <w:drawing>
-          <wp:inline distT="0" distB="0" distL="0" distR="0" wp14:anchorId="5E09D8D0" wp14:editId="59A68BAE">
-            <wp:extent cx="4792325" cy="2563091"/>
-            <wp:effectExtent l="0" t="0" r="8890" b="8890"/>
-            <wp:docPr id="1" name="Picture 1"/>
-            <wp:cNvGraphicFramePr>
-              <a:graphicFrameLocks xmlns:a="http://schemas.openxmlformats.org/drawingml/2006/main" noChangeAspect="1"/>
-            </wp:cNvGraphicFramePr>
-            <a:graphic xmlns:a="http://schemas.openxmlformats.org/drawingml/2006/main">
-              <a:graphicData uri="http://schemas.openxmlformats.org/drawingml/2006/picture">
-                <pic:pic xmlns:pic="http://schemas.openxmlformats.org/drawingml/2006/picture">
-                  <pic:nvPicPr>
-                    <pic:cNvPr id="1" name=""/>
-                    <pic:cNvPicPr/>
-                  </pic:nvPicPr>
-                  <pic:blipFill>
-                    <a:blip r:embed="rId4"/>
-                    <a:stretch>
-                      <a:fillRect/>
-                    </a:stretch>
-                  </pic:blipFill>
-                  <pic:spPr>
-                    <a:xfrm>
-                      <a:off x="0" y="0"/>
-                      <a:ext cx="4798543" cy="2566416"/>
-                    </a:xfrm>
-                    <a:prstGeom prst="rect">
-                      <a:avLst/>
-                    </a:prstGeom>
-                  </pic:spPr>
-                </pic:pic>
-              </a:graphicData>
-            </a:graphic>
-          </wp:inline>
-        </w:drawing>
+          <w:lang w:val="vi-VN"/>
+        </w:rPr>
+      </w:pPr>
+      <w:hyperlink r:id="rId5" w:history="1">
+        <w:r>
+          <w:rPr>
+            <w:rStyle w:val="Hyperlink"/>
+            <w:noProof/>
+          </w:rPr>
+          <w:t>https://youtu.be/M3zj-</w:t>
+        </w:r>
+        <w:r>
+          <w:rPr>
+            <w:rStyle w:val="Hyperlink"/>
+            <w:noProof/>
+          </w:rPr>
+          <w:t>s</w:t>
+        </w:r>
+        <w:r>
+          <w:rPr>
+            <w:rStyle w:val="Hyperlink"/>
+            <w:noProof/>
+          </w:rPr>
+          <w:t>SJARQ</w:t>
+        </w:r>
+        <w:r>
+          <w:rPr>
+            <w:rStyle w:val="Hyperlink"/>
+            <w:noProof/>
+          </w:rPr>
+          <w:drawing>
+            <wp:inline distT="0" distB="0" distL="0" distR="0" wp14:anchorId="1FDBE1EC" wp14:editId="5176E37D">
+              <wp:extent cx="4792325" cy="2563091"/>
+              <wp:effectExtent l="0" t="0" r="8890" b="8890"/>
+              <wp:docPr id="1" name="Picture 1"/>
+              <wp:cNvGraphicFramePr>
+                <a:graphicFrameLocks xmlns:a="http://schemas.openxmlformats.org/drawingml/2006/main" noChangeAspect="1"/>
+              </wp:cNvGraphicFramePr>
+              <a:graphic xmlns:a="http://schemas.openxmlformats.org/drawingml/2006/main">
+                <a:graphicData uri="http://schemas.openxmlformats.org/drawingml/2006/picture">
+                  <pic:pic xmlns:pic="http://schemas.openxmlformats.org/drawingml/2006/picture">
+                    <pic:nvPicPr>
+                      <pic:cNvPr id="1" name=""/>
+                      <pic:cNvPicPr/>
+                    </pic:nvPicPr>
+                    <pic:blipFill>
+                      <a:blip r:embed="rId6"/>
+                      <a:stretch>
+                        <a:fillRect/>
+                      </a:stretch>
+                    </pic:blipFill>
+                    <pic:spPr>
+                      <a:xfrm>
+                        <a:off x="0" y="0"/>
+                        <a:ext cx="4798543" cy="2566416"/>
+                      </a:xfrm>
+                      <a:prstGeom prst="rect">
+                        <a:avLst/>
+                      </a:prstGeom>
+                    </pic:spPr>
+                  </pic:pic>
+                </a:graphicData>
+              </a:graphic>
+            </wp:inline>
+          </w:drawing>
+        </w:r>
+      </w:hyperlink>
+    </w:p>
+    <w:p>
+      <w:pPr>
+        <w:rPr>
+          <w:lang w:val="vi-VN"/>
+        </w:rPr>
+      </w:pPr>
+      <w:r>
+        <w:t>H1_VM_WindowsVersion.png</w:t>
       </w:r>
     </w:p>
     <w:p>
@@ -71,100 +100,6 @@
             <wp:extent cx="4378036" cy="3579836"/>
             <wp:effectExtent l="0" t="0" r="3810" b="1905"/>
             <wp:docPr id="2" name="Picture 2"/>
-            <wp:cNvGraphicFramePr>
-              <a:graphicFrameLocks xmlns:a="http://schemas.openxmlformats.org/drawingml/2006/main" noChangeAspect="1"/>
-            </wp:cNvGraphicFramePr>
-            <a:graphic xmlns:a="http://schemas.openxmlformats.org/drawingml/2006/main">
-              <a:graphicData uri="http://schemas.openxmlformats.org/drawingml/2006/picture">
-                <pic:pic xmlns:pic="http://schemas.openxmlformats.org/drawingml/2006/picture">
-                  <pic:nvPicPr>
-                    <pic:cNvPr id="1" name=""/>
-                    <pic:cNvPicPr/>
-                  </pic:nvPicPr>
-                  <pic:blipFill>
-                    <a:blip r:embed="rId5"/>
-                    <a:stretch>
-                      <a:fillRect/>
-                    </a:stretch>
-                  </pic:blipFill>
-                  <pic:spPr>
-                    <a:xfrm>
-                      <a:off x="0" y="0"/>
-                      <a:ext cx="4382527" cy="3583508"/>
-                    </a:xfrm>
-                    <a:prstGeom prst="rect">
-                      <a:avLst/>
-                    </a:prstGeom>
-                  </pic:spPr>
-                </pic:pic>
-              </a:graphicData>
-            </a:graphic>
-          </wp:inline>
-        </w:drawing>
-      </w:r>
-    </w:p>
-    <w:p>
-      <w:pPr>
-        <w:rPr>
-          <w:lang w:val="vi-VN"/>
-        </w:rPr>
-      </w:pPr>
-      <w:r>
-        <w:rPr>
-          <w:lang w:val="vi-VN"/>
-        </w:rPr>
-        <w:drawing>
-          <wp:inline distT="0" distB="0" distL="0" distR="0" wp14:anchorId="744FDD80" wp14:editId="0CF21BF9">
-            <wp:extent cx="5760720" cy="880745"/>
-            <wp:effectExtent l="0" t="0" r="0" b="0"/>
-            <wp:docPr id="4" name="Picture 4"/>
-            <wp:cNvGraphicFramePr>
-              <a:graphicFrameLocks xmlns:a="http://schemas.openxmlformats.org/drawingml/2006/main" noChangeAspect="1"/>
-            </wp:cNvGraphicFramePr>
-            <a:graphic xmlns:a="http://schemas.openxmlformats.org/drawingml/2006/main">
-              <a:graphicData uri="http://schemas.openxmlformats.org/drawingml/2006/picture">
-                <pic:pic xmlns:pic="http://schemas.openxmlformats.org/drawingml/2006/picture">
-                  <pic:nvPicPr>
-                    <pic:cNvPr id="1" name=""/>
-                    <pic:cNvPicPr/>
-                  </pic:nvPicPr>
-                  <pic:blipFill>
-                    <a:blip r:embed="rId6"/>
-                    <a:stretch>
-                      <a:fillRect/>
-                    </a:stretch>
-                  </pic:blipFill>
-                  <pic:spPr>
-                    <a:xfrm>
-                      <a:off x="0" y="0"/>
-                      <a:ext cx="5760720" cy="880745"/>
-                    </a:xfrm>
-                    <a:prstGeom prst="rect">
-                      <a:avLst/>
-                    </a:prstGeom>
-                  </pic:spPr>
-                </pic:pic>
-              </a:graphicData>
-            </a:graphic>
-          </wp:inline>
-        </w:drawing>
-      </w:r>
-    </w:p>
-    <w:p>
-      <w:pPr>
-        <w:rPr>
-          <w:lang w:val="vi-VN"/>
-        </w:rPr>
-      </w:pPr>
-      <w:r>
-        <w:rPr>
-          <w:lang w:val="vi-VN"/>
-        </w:rPr>
-        <w:drawing>
-          <wp:inline distT="0" distB="0" distL="0" distR="0" wp14:anchorId="513DA145" wp14:editId="0E421AB4">
-            <wp:extent cx="5760720" cy="1268730"/>
-            <wp:effectExtent l="0" t="0" r="0" b="7620"/>
-            <wp:docPr id="5" name="Picture 5"/>
             <wp:cNvGraphicFramePr>
               <a:graphicFrameLocks xmlns:a="http://schemas.openxmlformats.org/drawingml/2006/main" noChangeAspect="1"/>
             </wp:cNvGraphicFramePr>
@@ -184,7 +119,7 @@
                   <pic:spPr>
                     <a:xfrm>
                       <a:off x="0" y="0"/>
-                      <a:ext cx="5760720" cy="1268730"/>
+                      <a:ext cx="4382527" cy="3583508"/>
                     </a:xfrm>
                     <a:prstGeom prst="rect">
                       <a:avLst/>
@@ -205,14 +140,14 @@
       </w:pPr>
       <w:r>
         <w:rPr>
-          <w:lang w:val="vi-VN"/>
-        </w:rPr>
-        <w:lastRenderedPageBreak/>
+          <w:noProof/>
+          <w:lang w:val="vi-VN"/>
+        </w:rPr>
         <w:drawing>
-          <wp:inline distT="0" distB="0" distL="0" distR="0" wp14:anchorId="03DF879E" wp14:editId="492CB9D0">
-            <wp:extent cx="5760720" cy="1936750"/>
-            <wp:effectExtent l="0" t="0" r="0" b="6350"/>
-            <wp:docPr id="6" name="Picture 6"/>
+          <wp:inline distT="0" distB="0" distL="0" distR="0" wp14:anchorId="744FDD80" wp14:editId="0CF21BF9">
+            <wp:extent cx="5760720" cy="880745"/>
+            <wp:effectExtent l="0" t="0" r="0" b="0"/>
+            <wp:docPr id="4" name="Picture 4"/>
             <wp:cNvGraphicFramePr>
               <a:graphicFrameLocks xmlns:a="http://schemas.openxmlformats.org/drawingml/2006/main" noChangeAspect="1"/>
             </wp:cNvGraphicFramePr>
@@ -232,7 +167,7 @@
                   <pic:spPr>
                     <a:xfrm>
                       <a:off x="0" y="0"/>
-                      <a:ext cx="5760720" cy="1936750"/>
+                      <a:ext cx="5760720" cy="880745"/>
                     </a:xfrm>
                     <a:prstGeom prst="rect">
                       <a:avLst/>
@@ -253,13 +188,14 @@
       </w:pPr>
       <w:r>
         <w:rPr>
+          <w:noProof/>
           <w:lang w:val="vi-VN"/>
         </w:rPr>
         <w:drawing>
-          <wp:inline distT="0" distB="0" distL="0" distR="0" wp14:anchorId="1E4FE72E" wp14:editId="384A5CE7">
-            <wp:extent cx="5760720" cy="3109595"/>
-            <wp:effectExtent l="0" t="0" r="0" b="0"/>
-            <wp:docPr id="7" name="Picture 7"/>
+          <wp:inline distT="0" distB="0" distL="0" distR="0" wp14:anchorId="513DA145" wp14:editId="0E421AB4">
+            <wp:extent cx="5760720" cy="1268730"/>
+            <wp:effectExtent l="0" t="0" r="0" b="7620"/>
+            <wp:docPr id="5" name="Picture 5"/>
             <wp:cNvGraphicFramePr>
               <a:graphicFrameLocks xmlns:a="http://schemas.openxmlformats.org/drawingml/2006/main" noChangeAspect="1"/>
             </wp:cNvGraphicFramePr>
@@ -279,6 +215,103 @@
                   <pic:spPr>
                     <a:xfrm>
                       <a:off x="0" y="0"/>
+                      <a:ext cx="5760720" cy="1268730"/>
+                    </a:xfrm>
+                    <a:prstGeom prst="rect">
+                      <a:avLst/>
+                    </a:prstGeom>
+                  </pic:spPr>
+                </pic:pic>
+              </a:graphicData>
+            </a:graphic>
+          </wp:inline>
+        </w:drawing>
+      </w:r>
+    </w:p>
+    <w:p>
+      <w:pPr>
+        <w:rPr>
+          <w:lang w:val="vi-VN"/>
+        </w:rPr>
+      </w:pPr>
+      <w:r>
+        <w:rPr>
+          <w:noProof/>
+          <w:lang w:val="vi-VN"/>
+        </w:rPr>
+        <w:lastRenderedPageBreak/>
+        <w:drawing>
+          <wp:inline distT="0" distB="0" distL="0" distR="0" wp14:anchorId="03DF879E" wp14:editId="492CB9D0">
+            <wp:extent cx="5760720" cy="1936750"/>
+            <wp:effectExtent l="0" t="0" r="0" b="6350"/>
+            <wp:docPr id="6" name="Picture 6"/>
+            <wp:cNvGraphicFramePr>
+              <a:graphicFrameLocks xmlns:a="http://schemas.openxmlformats.org/drawingml/2006/main" noChangeAspect="1"/>
+            </wp:cNvGraphicFramePr>
+            <a:graphic xmlns:a="http://schemas.openxmlformats.org/drawingml/2006/main">
+              <a:graphicData uri="http://schemas.openxmlformats.org/drawingml/2006/picture">
+                <pic:pic xmlns:pic="http://schemas.openxmlformats.org/drawingml/2006/picture">
+                  <pic:nvPicPr>
+                    <pic:cNvPr id="1" name=""/>
+                    <pic:cNvPicPr/>
+                  </pic:nvPicPr>
+                  <pic:blipFill>
+                    <a:blip r:embed="rId10"/>
+                    <a:stretch>
+                      <a:fillRect/>
+                    </a:stretch>
+                  </pic:blipFill>
+                  <pic:spPr>
+                    <a:xfrm>
+                      <a:off x="0" y="0"/>
+                      <a:ext cx="5760720" cy="1936750"/>
+                    </a:xfrm>
+                    <a:prstGeom prst="rect">
+                      <a:avLst/>
+                    </a:prstGeom>
+                  </pic:spPr>
+                </pic:pic>
+              </a:graphicData>
+            </a:graphic>
+          </wp:inline>
+        </w:drawing>
+      </w:r>
+    </w:p>
+    <w:p>
+      <w:pPr>
+        <w:rPr>
+          <w:lang w:val="vi-VN"/>
+        </w:rPr>
+      </w:pPr>
+      <w:r>
+        <w:rPr>
+          <w:noProof/>
+          <w:lang w:val="vi-VN"/>
+        </w:rPr>
+        <w:drawing>
+          <wp:inline distT="0" distB="0" distL="0" distR="0" wp14:anchorId="1E4FE72E" wp14:editId="384A5CE7">
+            <wp:extent cx="5760720" cy="3109595"/>
+            <wp:effectExtent l="0" t="0" r="0" b="0"/>
+            <wp:docPr id="7" name="Picture 7"/>
+            <wp:cNvGraphicFramePr>
+              <a:graphicFrameLocks xmlns:a="http://schemas.openxmlformats.org/drawingml/2006/main" noChangeAspect="1"/>
+            </wp:cNvGraphicFramePr>
+            <a:graphic xmlns:a="http://schemas.openxmlformats.org/drawingml/2006/main">
+              <a:graphicData uri="http://schemas.openxmlformats.org/drawingml/2006/picture">
+                <pic:pic xmlns:pic="http://schemas.openxmlformats.org/drawingml/2006/picture">
+                  <pic:nvPicPr>
+                    <pic:cNvPr id="1" name=""/>
+                    <pic:cNvPicPr/>
+                  </pic:nvPicPr>
+                  <pic:blipFill>
+                    <a:blip r:embed="rId11"/>
+                    <a:stretch>
+                      <a:fillRect/>
+                    </a:stretch>
+                  </pic:blipFill>
+                  <pic:spPr>
+                    <a:xfrm>
+                      <a:off x="0" y="0"/>
                       <a:ext cx="5760720" cy="3109595"/>
                     </a:xfrm>
                     <a:prstGeom prst="rect">
@@ -299,15 +332,95 @@
         </w:rPr>
       </w:pPr>
       <w:r>
+        <w:t>H2_ToolVersions.png</w:t>
+      </w:r>
+      <w:r>
+        <w:rPr>
+          <w:noProof/>
+        </w:rPr>
+        <w:drawing>
+          <wp:inline distT="0" distB="0" distL="0" distR="0" wp14:anchorId="6A9E347F" wp14:editId="6CC60CAE">
+            <wp:extent cx="5763260" cy="3110230"/>
+            <wp:effectExtent l="0" t="0" r="8890" b="0"/>
+            <wp:docPr id="10" name="Picture 10"/>
+            <wp:cNvGraphicFramePr>
+              <a:graphicFrameLocks xmlns:a="http://schemas.openxmlformats.org/drawingml/2006/main" noChangeAspect="1"/>
+            </wp:cNvGraphicFramePr>
+            <a:graphic xmlns:a="http://schemas.openxmlformats.org/drawingml/2006/main">
+              <a:graphicData uri="http://schemas.openxmlformats.org/drawingml/2006/picture">
+                <pic:pic xmlns:pic="http://schemas.openxmlformats.org/drawingml/2006/picture">
+                  <pic:nvPicPr>
+                    <pic:cNvPr id="0" name="Picture 1"/>
+                    <pic:cNvPicPr>
+                      <a:picLocks noChangeAspect="1" noChangeArrowheads="1"/>
+                    </pic:cNvPicPr>
+                  </pic:nvPicPr>
+                  <pic:blipFill>
+                    <a:blip r:embed="rId11">
+                      <a:extLst>
+                        <a:ext uri="{28A0092B-C50C-407E-A947-70E740481C1C}">
+                          <a14:useLocalDpi xmlns:a14="http://schemas.microsoft.com/office/drawing/2010/main" val="0"/>
+                        </a:ext>
+                      </a:extLst>
+                    </a:blip>
+                    <a:srcRect/>
+                    <a:stretch>
+                      <a:fillRect/>
+                    </a:stretch>
+                  </pic:blipFill>
+                  <pic:spPr bwMode="auto">
+                    <a:xfrm>
+                      <a:off x="0" y="0"/>
+                      <a:ext cx="5763260" cy="3110230"/>
+                    </a:xfrm>
+                    <a:prstGeom prst="rect">
+                      <a:avLst/>
+                    </a:prstGeom>
+                    <a:noFill/>
+                    <a:ln>
+                      <a:noFill/>
+                    </a:ln>
+                  </pic:spPr>
+                </pic:pic>
+              </a:graphicData>
+            </a:graphic>
+          </wp:inline>
+        </w:drawing>
+      </w:r>
+    </w:p>
+    <w:p>
+      <w:pPr>
+        <w:rPr>
+          <w:lang w:val="vi-VN"/>
+        </w:rPr>
+      </w:pPr>
+      <w:r>
+        <w:t>H3_Baseline_Defender_Firewall.png</w:t>
+      </w:r>
+    </w:p>
+    <w:p>
+      <w:pPr>
+        <w:rPr>
+          <w:lang w:val="vi-VN"/>
+        </w:rPr>
+      </w:pPr>
+    </w:p>
+    <w:p>
+      <w:pPr>
+        <w:rPr>
+          <w:lang w:val="vi-VN"/>
+        </w:rPr>
+      </w:pPr>
+      <w:r>
         <w:rPr>
           <w:lang w:val="vi-VN"/>
         </w:rPr>
         <w:lastRenderedPageBreak/>
         <w:drawing>
-          <wp:inline distT="0" distB="0" distL="0" distR="0" wp14:anchorId="0E3CD781" wp14:editId="269A0E2F">
-            <wp:extent cx="5601185" cy="5540220"/>
-            <wp:effectExtent l="0" t="0" r="0" b="0"/>
-            <wp:docPr id="8" name="Picture 8"/>
+          <wp:inline distT="0" distB="0" distL="0" distR="0" wp14:anchorId="5C75F155" wp14:editId="48EBC4FA">
+            <wp:extent cx="5760720" cy="3229610"/>
+            <wp:effectExtent l="0" t="0" r="0" b="8890"/>
+            <wp:docPr id="11" name="Picture 11"/>
             <wp:cNvGraphicFramePr>
               <a:graphicFrameLocks xmlns:a="http://schemas.openxmlformats.org/drawingml/2006/main" noChangeAspect="1"/>
             </wp:cNvGraphicFramePr>
@@ -318,15 +431,16 @@
                     <pic:cNvPr id="1" name=""/>
                     <pic:cNvPicPr/>
                   </pic:nvPicPr>
-                  <pic:blipFill rotWithShape="1">
-                    <a:blip r:embed="rId10"/>
-                    <a:srcRect l="-1113" t="5252" r="1113" b="-5252"/>
-                    <a:stretch/>
+                  <pic:blipFill>
+                    <a:blip r:embed="rId12"/>
+                    <a:stretch>
+                      <a:fillRect/>
+                    </a:stretch>
                   </pic:blipFill>
                   <pic:spPr>
                     <a:xfrm>
                       <a:off x="0" y="0"/>
-                      <a:ext cx="5601185" cy="5540220"/>
+                      <a:ext cx="5760720" cy="3229610"/>
                     </a:xfrm>
                     <a:prstGeom prst="rect">
                       <a:avLst/>
@@ -340,6 +454,476 @@
       </w:r>
     </w:p>
     <w:p>
+      <w:pPr>
+        <w:rPr>
+          <w:lang w:val="vi-VN"/>
+        </w:rPr>
+      </w:pPr>
+      <w:r>
+        <w:rPr>
+          <w:lang w:val="vi-VN"/>
+        </w:rPr>
+        <w:drawing>
+          <wp:inline distT="0" distB="0" distL="0" distR="0" wp14:anchorId="038721AE" wp14:editId="0B5F6EAB">
+            <wp:extent cx="5760720" cy="895350"/>
+            <wp:effectExtent l="0" t="0" r="0" b="0"/>
+            <wp:docPr id="12" name="Picture 12"/>
+            <wp:cNvGraphicFramePr>
+              <a:graphicFrameLocks xmlns:a="http://schemas.openxmlformats.org/drawingml/2006/main" noChangeAspect="1"/>
+            </wp:cNvGraphicFramePr>
+            <a:graphic xmlns:a="http://schemas.openxmlformats.org/drawingml/2006/main">
+              <a:graphicData uri="http://schemas.openxmlformats.org/drawingml/2006/picture">
+                <pic:pic xmlns:pic="http://schemas.openxmlformats.org/drawingml/2006/picture">
+                  <pic:nvPicPr>
+                    <pic:cNvPr id="1" name=""/>
+                    <pic:cNvPicPr/>
+                  </pic:nvPicPr>
+                  <pic:blipFill>
+                    <a:blip r:embed="rId13"/>
+                    <a:stretch>
+                      <a:fillRect/>
+                    </a:stretch>
+                  </pic:blipFill>
+                  <pic:spPr>
+                    <a:xfrm>
+                      <a:off x="0" y="0"/>
+                      <a:ext cx="5760720" cy="895350"/>
+                    </a:xfrm>
+                    <a:prstGeom prst="rect">
+                      <a:avLst/>
+                    </a:prstGeom>
+                  </pic:spPr>
+                </pic:pic>
+              </a:graphicData>
+            </a:graphic>
+          </wp:inline>
+        </w:drawing>
+      </w:r>
+    </w:p>
+    <w:p>
+      <w:pPr>
+        <w:rPr>
+          <w:lang w:val="vi-VN"/>
+        </w:rPr>
+      </w:pPr>
+      <w:r>
+        <w:t>H4_ProtectionHistory_EICAR.png</w:t>
+      </w:r>
+    </w:p>
+    <w:p>
+      <w:pPr>
+        <w:rPr>
+          <w:lang w:val="vi-VN"/>
+        </w:rPr>
+      </w:pPr>
+      <w:r>
+        <w:rPr>
+          <w:lang w:val="vi-VN"/>
+        </w:rPr>
+        <w:drawing>
+          <wp:inline distT="0" distB="0" distL="0" distR="0" wp14:anchorId="60249A1F" wp14:editId="6BB14731">
+            <wp:extent cx="5760720" cy="2824480"/>
+            <wp:effectExtent l="0" t="0" r="0" b="0"/>
+            <wp:docPr id="13" name="Picture 13"/>
+            <wp:cNvGraphicFramePr>
+              <a:graphicFrameLocks xmlns:a="http://schemas.openxmlformats.org/drawingml/2006/main" noChangeAspect="1"/>
+            </wp:cNvGraphicFramePr>
+            <a:graphic xmlns:a="http://schemas.openxmlformats.org/drawingml/2006/main">
+              <a:graphicData uri="http://schemas.openxmlformats.org/drawingml/2006/picture">
+                <pic:pic xmlns:pic="http://schemas.openxmlformats.org/drawingml/2006/picture">
+                  <pic:nvPicPr>
+                    <pic:cNvPr id="1" name=""/>
+                    <pic:cNvPicPr/>
+                  </pic:nvPicPr>
+                  <pic:blipFill>
+                    <a:blip r:embed="rId14"/>
+                    <a:stretch>
+                      <a:fillRect/>
+                    </a:stretch>
+                  </pic:blipFill>
+                  <pic:spPr>
+                    <a:xfrm>
+                      <a:off x="0" y="0"/>
+                      <a:ext cx="5760720" cy="2824480"/>
+                    </a:xfrm>
+                    <a:prstGeom prst="rect">
+                      <a:avLst/>
+                    </a:prstGeom>
+                  </pic:spPr>
+                </pic:pic>
+              </a:graphicData>
+            </a:graphic>
+          </wp:inline>
+        </w:drawing>
+      </w:r>
+    </w:p>
+    <w:p>
+      <w:pPr>
+        <w:rPr>
+          <w:lang w:val="vi-VN"/>
+        </w:rPr>
+      </w:pPr>
+      <w:r>
+        <w:t>H5_Event4625.png</w:t>
+      </w:r>
+    </w:p>
+    <w:p>
+      <w:pPr>
+        <w:rPr>
+          <w:lang w:val="vi-VN"/>
+        </w:rPr>
+      </w:pPr>
+      <w:r>
+        <w:rPr>
+          <w:lang w:val="vi-VN"/>
+        </w:rPr>
+        <w:lastRenderedPageBreak/>
+        <w:drawing>
+          <wp:inline distT="0" distB="0" distL="0" distR="0" wp14:anchorId="0167AA80" wp14:editId="0C8A6085">
+            <wp:extent cx="5760720" cy="4088765"/>
+            <wp:effectExtent l="0" t="0" r="0" b="6985"/>
+            <wp:docPr id="14" name="Picture 14"/>
+            <wp:cNvGraphicFramePr>
+              <a:graphicFrameLocks xmlns:a="http://schemas.openxmlformats.org/drawingml/2006/main" noChangeAspect="1"/>
+            </wp:cNvGraphicFramePr>
+            <a:graphic xmlns:a="http://schemas.openxmlformats.org/drawingml/2006/main">
+              <a:graphicData uri="http://schemas.openxmlformats.org/drawingml/2006/picture">
+                <pic:pic xmlns:pic="http://schemas.openxmlformats.org/drawingml/2006/picture">
+                  <pic:nvPicPr>
+                    <pic:cNvPr id="1" name=""/>
+                    <pic:cNvPicPr/>
+                  </pic:nvPicPr>
+                  <pic:blipFill>
+                    <a:blip r:embed="rId15"/>
+                    <a:stretch>
+                      <a:fillRect/>
+                    </a:stretch>
+                  </pic:blipFill>
+                  <pic:spPr>
+                    <a:xfrm>
+                      <a:off x="0" y="0"/>
+                      <a:ext cx="5760720" cy="4088765"/>
+                    </a:xfrm>
+                    <a:prstGeom prst="rect">
+                      <a:avLst/>
+                    </a:prstGeom>
+                  </pic:spPr>
+                </pic:pic>
+              </a:graphicData>
+            </a:graphic>
+          </wp:inline>
+        </w:drawing>
+      </w:r>
+    </w:p>
+    <w:p>
+      <w:pPr>
+        <w:rPr>
+          <w:lang w:val="vi-VN"/>
+        </w:rPr>
+      </w:pPr>
+    </w:p>
+    <w:p>
+      <w:pPr>
+        <w:rPr>
+          <w:lang w:val="vi-VN"/>
+        </w:rPr>
+      </w:pPr>
+    </w:p>
+    <w:p>
+      <w:pPr>
+        <w:rPr>
+          <w:lang w:val="vi-VN"/>
+        </w:rPr>
+      </w:pPr>
+      <w:r>
+        <w:rPr>
+          <w:lang w:val="vi-VN"/>
+        </w:rPr>
+        <w:drawing>
+          <wp:inline distT="0" distB="0" distL="0" distR="0" wp14:anchorId="4A797EBB" wp14:editId="7314B7E5">
+            <wp:extent cx="5760720" cy="3701415"/>
+            <wp:effectExtent l="0" t="0" r="0" b="0"/>
+            <wp:docPr id="15" name="Picture 15"/>
+            <wp:cNvGraphicFramePr>
+              <a:graphicFrameLocks xmlns:a="http://schemas.openxmlformats.org/drawingml/2006/main" noChangeAspect="1"/>
+            </wp:cNvGraphicFramePr>
+            <a:graphic xmlns:a="http://schemas.openxmlformats.org/drawingml/2006/main">
+              <a:graphicData uri="http://schemas.openxmlformats.org/drawingml/2006/picture">
+                <pic:pic xmlns:pic="http://schemas.openxmlformats.org/drawingml/2006/picture">
+                  <pic:nvPicPr>
+                    <pic:cNvPr id="1" name=""/>
+                    <pic:cNvPicPr/>
+                  </pic:nvPicPr>
+                  <pic:blipFill>
+                    <a:blip r:embed="rId16"/>
+                    <a:stretch>
+                      <a:fillRect/>
+                    </a:stretch>
+                  </pic:blipFill>
+                  <pic:spPr>
+                    <a:xfrm>
+                      <a:off x="0" y="0"/>
+                      <a:ext cx="5760720" cy="3701415"/>
+                    </a:xfrm>
+                    <a:prstGeom prst="rect">
+                      <a:avLst/>
+                    </a:prstGeom>
+                  </pic:spPr>
+                </pic:pic>
+              </a:graphicData>
+            </a:graphic>
+          </wp:inline>
+        </w:drawing>
+      </w:r>
+    </w:p>
+    <w:p>
+      <w:pPr>
+        <w:rPr>
+          <w:lang w:val="vi-VN"/>
+        </w:rPr>
+      </w:pPr>
+      <w:r>
+        <w:t>H6_Sysmon_Event1.png</w:t>
+      </w:r>
+    </w:p>
+    <w:p>
+      <w:pPr>
+        <w:rPr>
+          <w:lang w:val="vi-VN"/>
+        </w:rPr>
+      </w:pPr>
+    </w:p>
+    <w:p>
+      <w:pPr>
+        <w:rPr>
+          <w:lang w:val="vi-VN"/>
+        </w:rPr>
+      </w:pPr>
+      <w:r>
+        <w:rPr>
+          <w:lang w:val="vi-VN"/>
+        </w:rPr>
+        <w:lastRenderedPageBreak/>
+        <w:drawing>
+          <wp:inline distT="0" distB="0" distL="0" distR="0" wp14:anchorId="64DE34F4" wp14:editId="3BA263FC">
+            <wp:extent cx="4648603" cy="5883150"/>
+            <wp:effectExtent l="0" t="0" r="0" b="3810"/>
+            <wp:docPr id="16" name="Picture 16"/>
+            <wp:cNvGraphicFramePr>
+              <a:graphicFrameLocks xmlns:a="http://schemas.openxmlformats.org/drawingml/2006/main" noChangeAspect="1"/>
+            </wp:cNvGraphicFramePr>
+            <a:graphic xmlns:a="http://schemas.openxmlformats.org/drawingml/2006/main">
+              <a:graphicData uri="http://schemas.openxmlformats.org/drawingml/2006/picture">
+                <pic:pic xmlns:pic="http://schemas.openxmlformats.org/drawingml/2006/picture">
+                  <pic:nvPicPr>
+                    <pic:cNvPr id="1" name=""/>
+                    <pic:cNvPicPr/>
+                  </pic:nvPicPr>
+                  <pic:blipFill>
+                    <a:blip r:embed="rId17"/>
+                    <a:stretch>
+                      <a:fillRect/>
+                    </a:stretch>
+                  </pic:blipFill>
+                  <pic:spPr>
+                    <a:xfrm>
+                      <a:off x="0" y="0"/>
+                      <a:ext cx="4648603" cy="5883150"/>
+                    </a:xfrm>
+                    <a:prstGeom prst="rect">
+                      <a:avLst/>
+                    </a:prstGeom>
+                  </pic:spPr>
+                </pic:pic>
+              </a:graphicData>
+            </a:graphic>
+          </wp:inline>
+        </w:drawing>
+      </w:r>
+    </w:p>
+    <w:p>
+      <w:pPr>
+        <w:rPr>
+          <w:lang w:val="vi-VN"/>
+        </w:rPr>
+      </w:pPr>
+      <w:r>
+        <w:t>H7_Autoruns_LAB3_Run_Demo.png.</w:t>
+      </w:r>
+    </w:p>
+    <w:p>
+      <w:pPr>
+        <w:rPr>
+          <w:lang w:val="vi-VN"/>
+        </w:rPr>
+      </w:pPr>
+      <w:r>
+        <w:rPr>
+          <w:lang w:val="vi-VN"/>
+        </w:rPr>
+        <w:drawing>
+          <wp:inline distT="0" distB="0" distL="0" distR="0" wp14:anchorId="3B06386B" wp14:editId="5CD4A02E">
+            <wp:extent cx="5396345" cy="2422169"/>
+            <wp:effectExtent l="0" t="0" r="0" b="0"/>
+            <wp:docPr id="17" name="Picture 17"/>
+            <wp:cNvGraphicFramePr>
+              <a:graphicFrameLocks xmlns:a="http://schemas.openxmlformats.org/drawingml/2006/main" noChangeAspect="1"/>
+            </wp:cNvGraphicFramePr>
+            <a:graphic xmlns:a="http://schemas.openxmlformats.org/drawingml/2006/main">
+              <a:graphicData uri="http://schemas.openxmlformats.org/drawingml/2006/picture">
+                <pic:pic xmlns:pic="http://schemas.openxmlformats.org/drawingml/2006/picture">
+                  <pic:nvPicPr>
+                    <pic:cNvPr id="1" name=""/>
+                    <pic:cNvPicPr/>
+                  </pic:nvPicPr>
+                  <pic:blipFill>
+                    <a:blip r:embed="rId18"/>
+                    <a:stretch>
+                      <a:fillRect/>
+                    </a:stretch>
+                  </pic:blipFill>
+                  <pic:spPr>
+                    <a:xfrm>
+                      <a:off x="0" y="0"/>
+                      <a:ext cx="5399554" cy="2423609"/>
+                    </a:xfrm>
+                    <a:prstGeom prst="rect">
+                      <a:avLst/>
+                    </a:prstGeom>
+                  </pic:spPr>
+                </pic:pic>
+              </a:graphicData>
+            </a:graphic>
+          </wp:inline>
+        </w:drawing>
+      </w:r>
+    </w:p>
+    <w:p>
+      <w:pPr>
+        <w:rPr>
+          <w:lang w:val="vi-VN"/>
+        </w:rPr>
+      </w:pPr>
+      <w:r>
+        <w:t>H8_ProcessExplorer_Python.png</w:t>
+      </w:r>
+    </w:p>
+    <w:p>
+      <w:pPr>
+        <w:rPr>
+          <w:lang w:val="vi-VN"/>
+        </w:rPr>
+      </w:pPr>
+      <w:r>
+        <w:rPr>
+          <w:lang w:val="vi-VN"/>
+        </w:rPr>
+        <w:lastRenderedPageBreak/>
+        <w:drawing>
+          <wp:inline distT="0" distB="0" distL="0" distR="0" wp14:anchorId="55AA2FBB" wp14:editId="152BDDDC">
+            <wp:extent cx="5760720" cy="2980055"/>
+            <wp:effectExtent l="0" t="0" r="0" b="0"/>
+            <wp:docPr id="18" name="Picture 18"/>
+            <wp:cNvGraphicFramePr>
+              <a:graphicFrameLocks xmlns:a="http://schemas.openxmlformats.org/drawingml/2006/main" noChangeAspect="1"/>
+            </wp:cNvGraphicFramePr>
+            <a:graphic xmlns:a="http://schemas.openxmlformats.org/drawingml/2006/main">
+              <a:graphicData uri="http://schemas.openxmlformats.org/drawingml/2006/picture">
+                <pic:pic xmlns:pic="http://schemas.openxmlformats.org/drawingml/2006/picture">
+                  <pic:nvPicPr>
+                    <pic:cNvPr id="1" name=""/>
+                    <pic:cNvPicPr/>
+                  </pic:nvPicPr>
+                  <pic:blipFill>
+                    <a:blip r:embed="rId19"/>
+                    <a:stretch>
+                      <a:fillRect/>
+                    </a:stretch>
+                  </pic:blipFill>
+                  <pic:spPr>
+                    <a:xfrm>
+                      <a:off x="0" y="0"/>
+                      <a:ext cx="5760720" cy="2980055"/>
+                    </a:xfrm>
+                    <a:prstGeom prst="rect">
+                      <a:avLst/>
+                    </a:prstGeom>
+                  </pic:spPr>
+                </pic:pic>
+              </a:graphicData>
+            </a:graphic>
+          </wp:inline>
+        </w:drawing>
+      </w:r>
+    </w:p>
+    <w:p>
+      <w:pPr>
+        <w:rPr>
+          <w:lang w:val="vi-VN"/>
+        </w:rPr>
+      </w:pPr>
+      <w:r>
+        <w:t>H9_HTTP_Plaintext.png</w:t>
+      </w:r>
+    </w:p>
+    <w:p>
+      <w:pPr>
+        <w:rPr>
+          <w:lang w:val="vi-VN"/>
+        </w:rPr>
+      </w:pPr>
+      <w:r>
+        <w:rPr>
+          <w:lang w:val="vi-VN"/>
+        </w:rPr>
+        <w:drawing>
+          <wp:inline distT="0" distB="0" distL="0" distR="0" wp14:anchorId="764FF6A1" wp14:editId="5F76DEF5">
+            <wp:extent cx="5760720" cy="2637155"/>
+            <wp:effectExtent l="0" t="0" r="0" b="0"/>
+            <wp:docPr id="19" name="Picture 19"/>
+            <wp:cNvGraphicFramePr>
+              <a:graphicFrameLocks xmlns:a="http://schemas.openxmlformats.org/drawingml/2006/main" noChangeAspect="1"/>
+            </wp:cNvGraphicFramePr>
+            <a:graphic xmlns:a="http://schemas.openxmlformats.org/drawingml/2006/main">
+              <a:graphicData uri="http://schemas.openxmlformats.org/drawingml/2006/picture">
+                <pic:pic xmlns:pic="http://schemas.openxmlformats.org/drawingml/2006/picture">
+                  <pic:nvPicPr>
+                    <pic:cNvPr id="1" name=""/>
+                    <pic:cNvPicPr/>
+                  </pic:nvPicPr>
+                  <pic:blipFill>
+                    <a:blip r:embed="rId20"/>
+                    <a:stretch>
+                      <a:fillRect/>
+                    </a:stretch>
+                  </pic:blipFill>
+                  <pic:spPr>
+                    <a:xfrm>
+                      <a:off x="0" y="0"/>
+                      <a:ext cx="5760720" cy="2637155"/>
+                    </a:xfrm>
+                    <a:prstGeom prst="rect">
+                      <a:avLst/>
+                    </a:prstGeom>
+                  </pic:spPr>
+                </pic:pic>
+              </a:graphicData>
+            </a:graphic>
+          </wp:inline>
+        </w:drawing>
+      </w:r>
+    </w:p>
+    <w:p>
+      <w:pPr>
+        <w:rPr>
+          <w:lang w:val="vi-VN"/>
+        </w:rPr>
+      </w:pPr>
+      <w:r>
+        <w:t>H10_TLS_443.png</w:t>
+      </w:r>
+    </w:p>
+    <w:p>
       <w:r>
         <w:t>1.</w:t>
       </w:r>
@@ -350,58 +934,35 @@
       </w:r>
       <w:r>
         <w:tab/>
-      </w:r>
-      <w:r>
-        <w:t xml:space="preserve">: </w:t>
-      </w:r>
-      <w:r>
-        <w:t>Tài khoản cục bộ lab3user cùng thông tin xác thực (mật khẩu) của nó trên máy Windows Server 2025 trong C:\LAB3.</w:t>
-      </w:r>
-    </w:p>
-    <w:p>
-      <w:r>
-        <w:t>Vulnerability</w:t>
-      </w:r>
-      <w:r>
-        <w:t xml:space="preserve">: </w:t>
-      </w:r>
-      <w:r>
-        <w:t xml:space="preserve">Mật khẩu được nhập trực tiếp qua runas mà không có MFA hỗ trợ, và không có cơ chế khóa tài khoản sau nhiều lần đăng nhập sai (account lockout) </w:t>
-      </w:r>
-    </w:p>
-    <w:p>
-      <w:r>
-        <w:t>Threat</w:t>
-      </w:r>
-      <w:r>
-        <w:t xml:space="preserve">: </w:t>
-      </w:r>
-      <w:r>
-        <w:t xml:space="preserve">Khả năng một người hoặc kỹ thuật dò/đoán được mật khẩu của lab3user (ví dụ qua brute force hoặc social engineering) </w:t>
-      </w:r>
-    </w:p>
-    <w:p>
-      <w:r>
-        <w:t>Risk</w:t>
-      </w:r>
-      <w:r>
-        <w:t>:</w:t>
+        <w:t>: Tài khoản cục bộ lab3user cùng thông tin xác thực (mật khẩu) của nó trên máy Windows Server 2025 trong C:\LAB3.</w:t>
+      </w:r>
+    </w:p>
+    <w:p>
+      <w:r>
+        <w:t xml:space="preserve">Vulnerability: Mật khẩu được nhập trực tiếp qua runas mà không có MFA hỗ trợ, và không có cơ chế khóa tài khoản sau nhiều lần đăng nhập sai (account lockout) </w:t>
+      </w:r>
+    </w:p>
+    <w:p>
+      <w:r>
+        <w:t xml:space="preserve">Threat: Khả năng một người hoặc kỹ thuật dò/đoán được mật khẩu của lab3user (ví dụ qua brute force hoặc social engineering) </w:t>
+      </w:r>
+    </w:p>
+    <w:p>
+      <w:r>
+        <w:t>Risk:</w:t>
       </w:r>
       <w:r>
         <w:tab/>
-        <w:t>Hậu quả có thể xảy ra nếu threat đó khai thác được vulnerability: kẻ tấn công chiếm được quyền lab3user, từ đó có thể đọc/sửa dữ liệu trong C:\LAB3\Evidence hoặc dùng tài khoản này làm bàn đạp trong mạng lab — đây là tổn thất cụ thể có thể định lượng (mất tính toàn vẹn dữ liệu, mất kiểm soát tài khoản).</w:t>
-      </w:r>
-    </w:p>
-    <w:p>
+        <w:t xml:space="preserve">Hậu quả có thể xảy ra nếu threat đó khai thác được vulnerability: kẻ tấn công chiếm được quyền lab3user, từ đó có thể đọc/sửa dữ liệu trong C:\LAB3\Evidence </w:t>
+      </w:r>
       <w:r>
         <w:lastRenderedPageBreak/>
-        <w:t>Attack</w:t>
-      </w:r>
-      <w:r>
-        <w:t xml:space="preserve">: </w:t>
-      </w:r>
-      <w:r>
-        <w:t>Hành động thực tế: chạy runas /user:.\lab3user cmd.exe với mật khẩu sai nhiều lần cố ý (như bạn làm ở Bước 3 TH3) mô phỏng một lần thử đăng nhập trái phép sinh ra Event ID 4625 trong log.</w:t>
+        <w:t>hoặc dùng tài khoản này làm bàn đạp trong mạng lab — đây là tổn thất cụ thể có thể định lượng (mất tính toàn vẹn dữ liệu, mất kiểm soát tài khoản).</w:t>
+      </w:r>
+    </w:p>
+    <w:p>
+      <w:r>
+        <w:t>Attack: Hành động thực tế: chạy runas /user:.\lab3user cmd.exe với mật khẩu sai nhiều lần cố ý (như bạn làm ở Bước 3 TH3) mô phỏng một lần thử đăng nhập trái phép sinh ra Event ID 4625 trong log.</w:t>
       </w:r>
     </w:p>
     <w:p>
@@ -834,6 +1395,766 @@
           <w:lang w:val="vi-VN"/>
         </w:rPr>
       </w:pPr>
+      <w:r>
+        <w:t>3</w:t>
+      </w:r>
+      <w:r>
+        <w:rPr>
+          <w:lang w:val="vi-VN"/>
+        </w:rPr>
+        <w:t>.</w:t>
+      </w:r>
+    </w:p>
+    <w:p>
+      <w:pPr>
+        <w:numPr>
+          <w:ilvl w:val="0"/>
+          <w:numId w:val="1"/>
+        </w:numPr>
+      </w:pPr>
+      <w:r>
+        <w:t>EICAR</w:t>
+      </w:r>
+      <w:r>
+        <w:rPr>
+          <w:lang w:val="vi-VN"/>
+        </w:rPr>
+        <w:t xml:space="preserve"> chứng minh</w:t>
+      </w:r>
+      <w:r>
+        <w:rPr>
+          <w:b/>
+          <w:bCs/>
+        </w:rPr>
+        <w:t>:</w:t>
+      </w:r>
+      <w:r>
+        <w:t> Cơ chế bảo vệ thời gian thực (và chu trình phát hiện, cảnh báo, cách ly của Microsoft Defender Antivirus đang hoạt động chính xác và ghi nhận đầy đủ telemetry trong Protection history .</w:t>
+      </w:r>
+    </w:p>
+    <w:p>
+      <w:pPr>
+        <w:numPr>
+          <w:ilvl w:val="0"/>
+          <w:numId w:val="1"/>
+        </w:numPr>
+      </w:pPr>
+      <w:r>
+        <w:t xml:space="preserve">EICAR </w:t>
+      </w:r>
+      <w:r>
+        <w:t>không</w:t>
+      </w:r>
+      <w:r>
+        <w:t xml:space="preserve"> chứng minh được</w:t>
+      </w:r>
+      <w:r>
+        <w:rPr>
+          <w:b/>
+          <w:bCs/>
+        </w:rPr>
+        <w:t>:</w:t>
+      </w:r>
+      <w:r>
+        <w:t xml:space="preserve"> Không chứng minh được hệ thống đang có mã độc thật, vì EICAR chỉ là một chuỗi ký tự chuẩn vô hại </w:t>
+      </w:r>
+    </w:p>
+    <w:p>
+      <w:pPr>
+        <w:rPr>
+          <w:lang w:val="vi-VN"/>
+        </w:rPr>
+      </w:pPr>
+    </w:p>
+    <w:p>
+      <w:pPr>
+        <w:rPr>
+          <w:lang w:val="vi-VN"/>
+        </w:rPr>
+      </w:pPr>
+      <w:r>
+        <w:rPr>
+          <w:lang w:val="vi-VN"/>
+        </w:rPr>
+        <w:lastRenderedPageBreak/>
+        <w:t>4.</w:t>
+      </w:r>
+    </w:p>
+    <w:p>
+      <w:pPr>
+        <w:numPr>
+          <w:ilvl w:val="0"/>
+          <w:numId w:val="2"/>
+        </w:numPr>
+      </w:pPr>
+      <w:r>
+        <w:rPr>
+          <w:lang w:val="vi-VN"/>
+        </w:rPr>
+        <w:t>Tắt sẽ làm mất đi lớp giáp phòng thủ của máy , tạo điều kiện cho các mã độc lây nhiễm</w:t>
+      </w:r>
+    </w:p>
+    <w:p>
+      <w:pPr>
+        <w:numPr>
+          <w:ilvl w:val="0"/>
+          <w:numId w:val="2"/>
+        </w:numPr>
+      </w:pPr>
+      <w:r>
+        <w:t xml:space="preserve">Quy trình xử lý </w:t>
+      </w:r>
+    </w:p>
+    <w:p>
+      <w:pPr>
+        <w:numPr>
+          <w:ilvl w:val="1"/>
+          <w:numId w:val="2"/>
+        </w:numPr>
+      </w:pPr>
+      <w:r>
+        <w:rPr>
+          <w:i/>
+          <w:iCs/>
+        </w:rPr>
+        <w:t>Triage &amp; Verify:</w:t>
+      </w:r>
+      <w:r>
+        <w:t xml:space="preserve"> Kiểm tra tính hợp lệ của tệp </w:t>
+      </w:r>
+    </w:p>
+    <w:p>
+      <w:pPr>
+        <w:numPr>
+          <w:ilvl w:val="1"/>
+          <w:numId w:val="2"/>
+        </w:numPr>
+      </w:pPr>
+      <w:r>
+        <w:rPr>
+          <w:i/>
+          <w:iCs/>
+        </w:rPr>
+        <w:t>Sandbox / Scan:</w:t>
+      </w:r>
+      <w:r>
+        <w:t> Quét tệp trên môi trường cô lập hoặc VirusTotal.</w:t>
+      </w:r>
+    </w:p>
+    <w:p>
+      <w:pPr>
+        <w:numPr>
+          <w:ilvl w:val="1"/>
+          <w:numId w:val="2"/>
+        </w:numPr>
+      </w:pPr>
+      <w:r>
+        <w:rPr>
+          <w:i/>
+          <w:iCs/>
+        </w:rPr>
+        <w:t>Approval:</w:t>
+      </w:r>
+      <w:r>
+        <w:t> Trình phê duyệt yêu cầu miễn trừ lên cấp quản trị an toàn thông tin.</w:t>
+      </w:r>
+    </w:p>
+    <w:p>
+      <w:pPr>
+        <w:numPr>
+          <w:ilvl w:val="1"/>
+          <w:numId w:val="2"/>
+        </w:numPr>
+      </w:pPr>
+      <w:r>
+        <w:rPr>
+          <w:i/>
+          <w:iCs/>
+        </w:rPr>
+        <w:t>Targeted Exclusion:</w:t>
+      </w:r>
+      <w:r>
+        <w:t> Chỉ tạo ngoại lệ  cụ thể cho đúng đường dẫn/Hash của tệp đó, không tắt toàn bộ Antivirus/EDR.</w:t>
+      </w:r>
+    </w:p>
+    <w:p>
+      <w:pPr>
+        <w:numPr>
+          <w:ilvl w:val="1"/>
+          <w:numId w:val="2"/>
+        </w:numPr>
+      </w:pPr>
+      <w:r>
+        <w:rPr>
+          <w:i/>
+          <w:iCs/>
+        </w:rPr>
+        <w:t>Reporting:</w:t>
+      </w:r>
+      <w:r>
+        <w:t> Gửi mẫu tệp lên cổng Microsoft Security Intelligence để báo cáo nhận diện nhầm.</w:t>
+      </w:r>
+    </w:p>
+    <w:p/>
+    <w:p>
+      <w:pPr>
+        <w:rPr>
+          <w:lang w:val="vi-VN"/>
+        </w:rPr>
+      </w:pPr>
+      <w:r>
+        <w:t>6</w:t>
+      </w:r>
+      <w:r>
+        <w:rPr>
+          <w:lang w:val="vi-VN"/>
+        </w:rPr>
+        <w:t>.</w:t>
+      </w:r>
+    </w:p>
+    <w:p>
+      <w:pPr>
+        <w:numPr>
+          <w:ilvl w:val="0"/>
+          <w:numId w:val="3"/>
+        </w:numPr>
+      </w:pPr>
+      <w:r>
+        <w:t xml:space="preserve">Event ID 4624 </w:t>
+      </w:r>
+      <w:r>
+        <w:rPr>
+          <w:lang w:val="vi-VN"/>
+        </w:rPr>
+        <w:t>:</w:t>
+      </w:r>
+      <w:r>
+        <w:t>Xuất hiện khi nhập đúng mật khẩu ban đầu (123antoan), ghi nhận phiên đăng nhập hợp lệ.</w:t>
+      </w:r>
+    </w:p>
+    <w:p>
+      <w:pPr>
+        <w:numPr>
+          <w:ilvl w:val="0"/>
+          <w:numId w:val="3"/>
+        </w:numPr>
+      </w:pPr>
+      <w:r>
+        <w:t>Event ID 4625 Xuất hiện khi cố tình nhập sai mật khẩu ở Bước 3 và khi dùng mật khẩu cũ sau khi đã đổi ở Bước 6. Log ghi rõ mã lỗi thất bại 0xC000006A ) và tên tài khoản lab3user.</w:t>
+      </w:r>
+    </w:p>
+    <w:p>
+      <w:pPr>
+        <w:numPr>
+          <w:ilvl w:val="0"/>
+          <w:numId w:val="3"/>
+        </w:numPr>
+      </w:pPr>
+      <w:r>
+        <w:t>Event ID 4648 Xuất hiện khi dùng lệnh runas để ủy quyền chạy tiến trình dưới danh tính tường minh của lab3user.</w:t>
+      </w:r>
+    </w:p>
+    <w:p>
+      <w:pPr>
+        <w:numPr>
+          <w:ilvl w:val="0"/>
+          <w:numId w:val="3"/>
+        </w:numPr>
+      </w:pPr>
+      <w:r>
+        <w:t>Trước và sau khi đổi mật khẩu: Trước khi đổi, mật khẩu cũ sinh ra Event 4624; sau khi đổi mật khẩu qua Set-LocalUser, mật khẩu cũ lập tức sinh ra Event 4625)và chỉ có mật khẩu mới mới sinh ra Event 4624.</w:t>
+      </w:r>
+    </w:p>
+    <w:p>
+      <w:pPr>
+        <w:rPr>
+          <w:lang w:val="vi-VN"/>
+        </w:rPr>
+      </w:pPr>
+      <w:r>
+        <w:t>7</w:t>
+      </w:r>
+      <w:r>
+        <w:rPr>
+          <w:lang w:val="vi-VN"/>
+        </w:rPr>
+        <w:t>.</w:t>
+      </w:r>
+    </w:p>
+    <w:p>
+      <w:pPr>
+        <w:numPr>
+          <w:ilvl w:val="0"/>
+          <w:numId w:val="4"/>
+        </w:numPr>
+      </w:pPr>
+      <w:r>
+        <w:t xml:space="preserve">Mật khẩu dù dài 30 ký tự hay phức tạp đến đâu thì khi người dùng gõ từng phím, keylogger đã chặn bắt trực tiếp luồng tín hiệu từ bàn phím phần cứng trước khi băm, do đó thu được toàn bộ văn bản rõ </w:t>
+      </w:r>
+    </w:p>
+    <w:p>
+      <w:pPr>
+        <w:numPr>
+          <w:ilvl w:val="0"/>
+          <w:numId w:val="4"/>
+        </w:numPr>
+      </w:pPr>
+      <w:r>
+        <w:t xml:space="preserve">Vai trò </w:t>
+      </w:r>
+    </w:p>
+    <w:p>
+      <w:pPr>
+        <w:numPr>
+          <w:ilvl w:val="1"/>
+          <w:numId w:val="4"/>
+        </w:numPr>
+      </w:pPr>
+      <w:r>
+        <w:rPr>
+          <w:i/>
+          <w:iCs/>
+        </w:rPr>
+        <w:t>SMS/OTP:</w:t>
+      </w:r>
+      <w:r>
+        <w:t xml:space="preserve"> Tốt hơn mật khẩu đơn thuần, nhưng dễ bị tấn công lừa đảo chuyển hướng SIM </w:t>
+      </w:r>
+    </w:p>
+    <w:p>
+      <w:pPr>
+        <w:numPr>
+          <w:ilvl w:val="1"/>
+          <w:numId w:val="4"/>
+        </w:numPr>
+      </w:pPr>
+      <w:r>
+        <w:rPr>
+          <w:i/>
+          <w:iCs/>
+        </w:rPr>
+        <w:lastRenderedPageBreak/>
+        <w:t>Push MFA:</w:t>
+      </w:r>
+      <w:r>
+        <w:t xml:space="preserve"> Tiện lợi, nhưng có điểm yếu bị tấn công làm phiền người dùng bấm đồng </w:t>
+      </w:r>
+      <w:r>
+        <w:t>ý</w:t>
+      </w:r>
+    </w:p>
+    <w:p>
+      <w:pPr>
+        <w:numPr>
+          <w:ilvl w:val="1"/>
+          <w:numId w:val="4"/>
+        </w:numPr>
+      </w:pPr>
+      <w:r>
+        <w:rPr>
+          <w:i/>
+          <w:iCs/>
+        </w:rPr>
+        <w:t>FIDO2 / Passkey:</w:t>
+      </w:r>
+      <w:r>
+        <w:t> Là giải pháp mạnh nhất vì liên kết chặt với tên miền thông qua cặp khóa mật mã bất đối xứng (Public-Private Key) trên thiết bị phần cứng, loại bỏ hoàn toàn việc gõ mật khẩu, vô hiệu hóa hoàn toàn Keylogger.</w:t>
+      </w:r>
+    </w:p>
+    <w:p>
+      <w:pPr>
+        <w:rPr>
+          <w:lang w:val="vi-VN"/>
+        </w:rPr>
+      </w:pPr>
+      <w:r>
+        <w:t>8</w:t>
+      </w:r>
+      <w:r>
+        <w:rPr>
+          <w:lang w:val="vi-VN"/>
+        </w:rPr>
+        <w:t>.</w:t>
+      </w:r>
+      <w:r>
+        <w:rPr>
+          <w:lang w:val="vi-VN"/>
+        </w:rPr>
+        <w:t xml:space="preserve"> Không đủ , vì một cổng ở trạng thái Listen chỉ là điều kiện cần </w:t>
+      </w:r>
+    </w:p>
+    <w:p>
+      <w:pPr>
+        <w:rPr>
+          <w:lang w:val="vi-VN"/>
+        </w:rPr>
+      </w:pPr>
+      <w:r>
+        <w:rPr>
+          <w:lang w:val="vi-VN"/>
+        </w:rPr>
+        <w:t>9.</w:t>
+      </w:r>
+    </w:p>
+    <w:p>
+      <w:pPr>
+        <w:numPr>
+          <w:ilvl w:val="1"/>
+          <w:numId w:val="6"/>
+        </w:numPr>
+      </w:pPr>
+      <w:r>
+        <w:rPr>
+          <w:i/>
+          <w:iCs/>
+        </w:rPr>
+        <w:t>Registry Run (HKCU\.../Run hoặc HKLM\.../Run):</w:t>
+      </w:r>
+      <w:r>
+        <w:t> Windows tự động đọc nhánh này khi người dùng đăng nhập để kích hoạt file chạy notepad.exe.</w:t>
+      </w:r>
+    </w:p>
+    <w:p>
+      <w:pPr>
+        <w:numPr>
+          <w:ilvl w:val="1"/>
+          <w:numId w:val="6"/>
+        </w:numPr>
+      </w:pPr>
+      <w:r>
+        <w:rPr>
+          <w:i/>
+          <w:iCs/>
+        </w:rPr>
+        <w:t>Scheduled Task:</w:t>
+      </w:r>
+      <w:r>
+        <w:t> Trình lập lịch tác vụ hệ thống được gán trigger AtLogOn để tự động thực thi lệnh khi người dùng đăng nhập.</w:t>
+      </w:r>
+    </w:p>
+    <w:p>
+      <w:pPr>
+        <w:numPr>
+          <w:ilvl w:val="0"/>
+          <w:numId w:val="6"/>
+        </w:numPr>
+      </w:pPr>
+      <w:r>
+        <w:t>Vì sao phải kiểm tra kỹ trước khi xóa</w:t>
+      </w:r>
+      <w:r>
+        <w:rPr>
+          <w:b/>
+          <w:bCs/>
+        </w:rPr>
+        <w:t>:</w:t>
+      </w:r>
+      <w:r>
+        <w:t> Rất nhiều dịch vụ hệ thống và driver hợp lệ cũng sử dụng Registry Run và Scheduled Task để hoạt động. Nếu xóa nhầm một entry hệ thống mà không kiểm tra tên, đường dẫn và chữ ký của publisher, máy tính có thể bị lỗi khởi động hoặc mất các tính năng quan trọng.</w:t>
+      </w:r>
+    </w:p>
+    <w:p>
+      <w:pPr>
+        <w:rPr>
+          <w:lang w:val="vi-VN"/>
+        </w:rPr>
+      </w:pPr>
+      <w:r>
+        <w:t>13</w:t>
+      </w:r>
+      <w:r>
+        <w:rPr>
+          <w:lang w:val="vi-VN"/>
+        </w:rPr>
+        <w:t>.</w:t>
+      </w:r>
+    </w:p>
+    <w:p>
+      <w:pPr>
+        <w:numPr>
+          <w:ilvl w:val="0"/>
+          <w:numId w:val="8"/>
+        </w:numPr>
+      </w:pPr>
+      <w:r>
+        <w:t>Email Hijacking: Đánh cắp phiên hoặc chèn luật chuyển tiếp email để can thiệp vào luồng trao đổi thư tín.</w:t>
+      </w:r>
+    </w:p>
+    <w:p>
+      <w:pPr>
+        <w:numPr>
+          <w:ilvl w:val="0"/>
+          <w:numId w:val="8"/>
+        </w:numPr>
+      </w:pPr>
+      <w:r>
+        <w:t xml:space="preserve">Wi-Fi Eavesdropping: Nghe lén trên mạng Wi-Fi không mật khẩu hoặc tạo Wi-Fi giả </w:t>
+      </w:r>
+    </w:p>
+    <w:p>
+      <w:pPr>
+        <w:numPr>
+          <w:ilvl w:val="0"/>
+          <w:numId w:val="8"/>
+        </w:numPr>
+      </w:pPr>
+      <w:r>
+        <w:t>Session Hijacking: Chiếm đoạt Cookie phiên đăng nhập hợp lệ để mạo danh người dùng mà không cần mật khẩu.</w:t>
+      </w:r>
+    </w:p>
+    <w:p>
+      <w:pPr>
+        <w:numPr>
+          <w:ilvl w:val="0"/>
+          <w:numId w:val="8"/>
+        </w:numPr>
+      </w:pPr>
+      <w:r>
+        <w:t>IP/DNS/HTTPS Spoofing: Làm giả địa chỉ IP nguồn, đầu độc bản ghi DNS hoặc giả mạo chứng chỉ để chuyển hướng nạn nhân sang máy chủ giả.</w:t>
+      </w:r>
+    </w:p>
+    <w:p>
+      <w:pPr>
+        <w:numPr>
+          <w:ilvl w:val="0"/>
+          <w:numId w:val="8"/>
+        </w:numPr>
+      </w:pPr>
+      <w:r>
+        <w:t>Kỹ thuật KHÔNG được thực hiện chủ động trong bài lab: Không thực hiện </w:t>
+      </w:r>
+      <w:r>
+        <w:rPr>
+          <w:i/>
+          <w:iCs/>
+        </w:rPr>
+        <w:t>ARP Poisoning, DNS Spoofing, Session Hijacking, chèn Root CA giả</w:t>
+      </w:r>
+      <w:r>
+        <w:t>.</w:t>
+      </w:r>
+    </w:p>
+    <w:p>
+      <w:pPr>
+        <w:ind w:left="720" w:firstLine="0"/>
+      </w:pPr>
+      <w:r>
+        <w:rPr>
+          <w:lang w:val="vi-VN"/>
+        </w:rPr>
+        <w:t>14.</w:t>
+      </w:r>
+    </w:p>
+    <w:p>
+      <w:pPr>
+        <w:numPr>
+          <w:ilvl w:val="1"/>
+          <w:numId w:val="9"/>
+        </w:numPr>
+      </w:pPr>
+      <w:r>
+        <w:rPr>
+          <w:i/>
+          <w:iCs/>
+        </w:rPr>
+        <w:t>HTTPS:</w:t>
+      </w:r>
+      <w:r>
+        <w:t> Mã hóa toàn bộ dữ liệu ứng dụng bằng TLS, xác thực danh tính máy chủ qua chứng chỉ số (X.509).</w:t>
+      </w:r>
+    </w:p>
+    <w:p>
+      <w:pPr>
+        <w:numPr>
+          <w:ilvl w:val="1"/>
+          <w:numId w:val="9"/>
+        </w:numPr>
+      </w:pPr>
+      <w:r>
+        <w:rPr>
+          <w:i/>
+          <w:iCs/>
+        </w:rPr>
+        <w:t>HSTS (HTTP Strict Transport Security):</w:t>
+      </w:r>
+      <w:r>
+        <w:t xml:space="preserve"> Buộc trình duyệt luôn kết nối qua HTTPS, ngăn chặn tấn công hạ cấp giao thức </w:t>
+      </w:r>
+    </w:p>
+    <w:p>
+      <w:pPr>
+        <w:numPr>
+          <w:ilvl w:val="1"/>
+          <w:numId w:val="9"/>
+        </w:numPr>
+      </w:pPr>
+      <w:r>
+        <w:rPr>
+          <w:i/>
+          <w:iCs/>
+        </w:rPr>
+        <w:lastRenderedPageBreak/>
+        <w:t>VPN:</w:t>
+      </w:r>
+      <w:r>
+        <w:t> Tạo đường hầm mã hóa đóng gói toàn bộ lưu lượng IP từ máy client đến gateway, vô hiệu hóa việc nghe lén trên mạng cục bộ.</w:t>
+      </w:r>
+    </w:p>
+    <w:p>
+      <w:pPr>
+        <w:numPr>
+          <w:ilvl w:val="0"/>
+          <w:numId w:val="9"/>
+        </w:numPr>
+      </w:pPr>
+      <w:r>
+        <w:t>Hai rủi ro Tấn công Phishing</w:t>
+      </w:r>
+      <w:r>
+        <w:rPr>
+          <w:lang w:val="vi-VN"/>
+        </w:rPr>
+        <w:t xml:space="preserve"> và </w:t>
+      </w:r>
+      <w:r>
+        <w:t>Mã độc tại thiết bị đầu cuối (Endpoint Compromise / Keylogger): </w:t>
+      </w:r>
+    </w:p>
+    <w:p>
+      <w:pPr>
+        <w:rPr>
+          <w:lang w:val="vi-VN"/>
+        </w:rPr>
+      </w:pPr>
+      <w:r>
+        <w:t>16</w:t>
+      </w:r>
+      <w:r>
+        <w:rPr>
+          <w:lang w:val="vi-VN"/>
+        </w:rPr>
+        <w:t>.</w:t>
+      </w:r>
+    </w:p>
+    <w:p>
+      <w:pPr>
+        <w:numPr>
+          <w:ilvl w:val="0"/>
+          <w:numId w:val="11"/>
+        </w:numPr>
+      </w:pPr>
+      <w:r>
+        <w:t>Phishing: Gửi email/tin nhắn giả mạo đại trà với số lượng lớn nhằm lừa người dùng bấm link hoặc tải mã độc.</w:t>
+      </w:r>
+    </w:p>
+    <w:p>
+      <w:pPr>
+        <w:numPr>
+          <w:ilvl w:val="0"/>
+          <w:numId w:val="11"/>
+        </w:numPr>
+      </w:pPr>
+      <w:r>
+        <w:t>Spear Phishing: Phishing được cá nhân hóa cao độ nhắm vào một cá nhân/tổ chức cụ thể dựa trên việc thu thập thông tin mục tiêu từ trước.</w:t>
+      </w:r>
+    </w:p>
+    <w:p>
+      <w:pPr>
+        <w:numPr>
+          <w:ilvl w:val="0"/>
+          <w:numId w:val="11"/>
+        </w:numPr>
+      </w:pPr>
+      <w:r>
+        <w:t>Watering Hole: Kẻ tấn công xâm nhập và gài mã độc vào một trang web hợp pháp mà đối tượng mục tiêu thường xuyên truy cập.</w:t>
+      </w:r>
+    </w:p>
+    <w:p>
+      <w:pPr>
+        <w:numPr>
+          <w:ilvl w:val="0"/>
+          <w:numId w:val="11"/>
+        </w:numPr>
+      </w:pPr>
+      <w:r>
+        <w:t>Pretexting: Tạo dựng một kịch bản giả tưởng hoàn để dụ nạn nhân cung cấp dữ liệu nội bộ.</w:t>
+      </w:r>
+    </w:p>
+    <w:p>
+      <w:pPr>
+        <w:numPr>
+          <w:ilvl w:val="0"/>
+          <w:numId w:val="11"/>
+        </w:numPr>
+      </w:pPr>
+      <w:r>
+        <w:t>Baiting: Dùng "mồi nhử" vật lý hoặc số để kích thích sự tò mò của nạn nhân.</w:t>
+      </w:r>
+    </w:p>
+    <w:p>
+      <w:pPr>
+        <w:numPr>
+          <w:ilvl w:val="0"/>
+          <w:numId w:val="11"/>
+        </w:numPr>
+      </w:pPr>
+      <w:r>
+        <w:t>Quid Pro Quo: Hứa hẹn trao đổi một lợi ích hoặc dịch vụ miễn phí để đổi lấy thông tin bảo mật của nạn nhân.</w:t>
+      </w:r>
+    </w:p>
+    <w:p>
+      <w:pPr>
+        <w:ind w:left="720" w:firstLine="0"/>
+      </w:pPr>
+      <w:r>
+        <w:rPr>
+          <w:lang w:val="vi-VN"/>
+        </w:rPr>
+        <w:t>17</w:t>
+      </w:r>
+    </w:p>
+    <w:p>
+      <w:pPr>
+        <w:ind w:left="720" w:firstLine="0"/>
+      </w:pPr>
+      <w:r>
+        <w:t xml:space="preserve">Uy tín giả </w:t>
+      </w:r>
+    </w:p>
+    <w:p>
+      <w:pPr>
+        <w:ind w:left="720" w:firstLine="0"/>
+      </w:pPr>
+      <w:r>
+        <w:t xml:space="preserve">Khẩn cấp </w:t>
+      </w:r>
+    </w:p>
+    <w:p>
+      <w:pPr>
+        <w:ind w:left="720" w:firstLine="0"/>
+      </w:pPr>
+      <w:r>
+        <w:t xml:space="preserve">Domain </w:t>
+      </w:r>
+    </w:p>
+    <w:p>
+      <w:pPr>
+        <w:ind w:left="720" w:firstLine="0"/>
+      </w:pPr>
+      <w:r>
+        <w:t>Trường Reply-To khác From</w:t>
+      </w:r>
+    </w:p>
+    <w:p>
+      <w:pPr>
+        <w:ind w:left="720" w:firstLine="0"/>
+        <w:rPr>
+          <w:lang w:val="vi-VN"/>
+        </w:rPr>
+      </w:pPr>
+      <w:r>
+        <w:t>Yêu cầu Credential</w:t>
+      </w:r>
     </w:p>
     <w:p>
       <w:pPr>
@@ -851,6 +2172,1765 @@
     </w:sectPr>
   </w:body>
 </w:document>
+</file>
+
+<file path=word/numbering.xml><?xml version="1.0" encoding="utf-8"?>
+<w:numbering xmlns:wpc="http://schemas.microsoft.com/office/word/2010/wordprocessingCanvas" xmlns:cx="http://schemas.microsoft.com/office/drawing/2014/chartex" xmlns:cx1="http://schemas.microsoft.com/office/drawing/2015/9/8/chartex" xmlns:cx2="http://schemas.microsoft.com/office/drawing/2015/10/21/chartex" xmlns:cx3="http://schemas.microsoft.com/office/drawing/2016/5/9/chartex" xmlns:cx4="http://schemas.microsoft.com/office/drawing/2016/5/10/chartex" xmlns:cx5="http://schemas.microsoft.com/office/drawing/2016/5/11/chartex" xmlns:cx6="http://schemas.microsoft.com/office/drawing/2016/5/12/chartex" xmlns:cx7="http://schemas.microsoft.com/office/drawing/2016/5/13/chartex" xmlns:cx8="http://schemas.microsoft.com/office/drawing/2016/5/14/chartex" xmlns:mc="http://schemas.openxmlformats.org/markup-compatibility/2006" xmlns:aink="http://schemas.microsoft.com/office/drawing/2016/ink" xmlns:am3d="http://schemas.microsoft.com/office/drawing/2017/model3d" xmlns:o="urn:schemas-microsoft-com:office:office" xmlns:oel="http://schemas.microsoft.com/office/2019/extlst" xmlns:r="http://schemas.openxmlformats.org/officeDocument/2006/relationships" xmlns:m="http://schemas.openxmlformats.org/officeDocument/2006/math" xmlns:v="urn:schemas-microsoft-com:vml" xmlns:wp14="http://schemas.microsoft.com/office/word/2010/wordprocessingDrawing" xmlns:wp="http://schemas.openxmlformats.org/drawingml/2006/wordprocessingDrawing" xmlns:w10="urn:schemas-microsoft-com:office:word" xmlns:w="http://schemas.openxmlformats.org/wordprocessingml/2006/main" xmlns:w14="http://schemas.microsoft.com/office/word/2010/wordml" xmlns:w15="http://schemas.microsoft.com/office/word/2012/wordml" xmlns:w16cex="http://schemas.microsoft.com/office/word/2018/wordml/cex" xmlns:w16cid="http://schemas.microsoft.com/office/word/2016/wordml/cid" xmlns:w16="http://schemas.microsoft.com/office/word/2018/wordml" xmlns:w16sdtdh="http://schemas.microsoft.com/office/word/2020/wordml/sdtdatahash" xmlns:w16se="http://schemas.microsoft.com/office/word/2015/wordml/symex" xmlns:wpg="http://schemas.microsoft.com/office/word/2010/wordprocessingGroup" xmlns:wpi="http://schemas.microsoft.com/office/word/2010/wordprocessingInk" xmlns:wne="http://schemas.microsoft.com/office/word/2006/wordml" xmlns:wps="http://schemas.microsoft.com/office/word/2010/wordprocessingShape" mc:Ignorable="w14 w15 w16se w16cid w16 w16cex w16sdtdh wp14">
+  <w:abstractNum w:abstractNumId="0" w15:restartNumberingAfterBreak="0">
+    <w:nsid w:val="034760D5"/>
+    <w:multiLevelType w:val="multilevel"/>
+    <w:tmpl w:val="4300A85C"/>
+    <w:lvl w:ilvl="0">
+      <w:start w:val="1"/>
+      <w:numFmt w:val="bullet"/>
+      <w:lvlText w:val=""/>
+      <w:lvlJc w:val="left"/>
+      <w:pPr>
+        <w:tabs>
+          <w:tab w:val="num" w:pos="720"/>
+        </w:tabs>
+        <w:ind w:left="720" w:hanging="360"/>
+      </w:pPr>
+      <w:rPr>
+        <w:rFonts w:ascii="Symbol" w:hAnsi="Symbol" w:hint="default"/>
+        <w:sz w:val="20"/>
+      </w:rPr>
+    </w:lvl>
+    <w:lvl w:ilvl="1">
+      <w:start w:val="1"/>
+      <w:numFmt w:val="bullet"/>
+      <w:lvlText w:val=""/>
+      <w:lvlJc w:val="left"/>
+      <w:pPr>
+        <w:tabs>
+          <w:tab w:val="num" w:pos="1440"/>
+        </w:tabs>
+        <w:ind w:left="1440" w:hanging="360"/>
+      </w:pPr>
+      <w:rPr>
+        <w:rFonts w:ascii="Symbol" w:hAnsi="Symbol" w:hint="default"/>
+        <w:sz w:val="20"/>
+      </w:rPr>
+    </w:lvl>
+    <w:lvl w:ilvl="2" w:tentative="1">
+      <w:start w:val="1"/>
+      <w:numFmt w:val="bullet"/>
+      <w:lvlText w:val=""/>
+      <w:lvlJc w:val="left"/>
+      <w:pPr>
+        <w:tabs>
+          <w:tab w:val="num" w:pos="2160"/>
+        </w:tabs>
+        <w:ind w:left="2160" w:hanging="360"/>
+      </w:pPr>
+      <w:rPr>
+        <w:rFonts w:ascii="Symbol" w:hAnsi="Symbol" w:hint="default"/>
+        <w:sz w:val="20"/>
+      </w:rPr>
+    </w:lvl>
+    <w:lvl w:ilvl="3" w:tentative="1">
+      <w:start w:val="1"/>
+      <w:numFmt w:val="bullet"/>
+      <w:lvlText w:val=""/>
+      <w:lvlJc w:val="left"/>
+      <w:pPr>
+        <w:tabs>
+          <w:tab w:val="num" w:pos="2880"/>
+        </w:tabs>
+        <w:ind w:left="2880" w:hanging="360"/>
+      </w:pPr>
+      <w:rPr>
+        <w:rFonts w:ascii="Symbol" w:hAnsi="Symbol" w:hint="default"/>
+        <w:sz w:val="20"/>
+      </w:rPr>
+    </w:lvl>
+    <w:lvl w:ilvl="4" w:tentative="1">
+      <w:start w:val="1"/>
+      <w:numFmt w:val="bullet"/>
+      <w:lvlText w:val=""/>
+      <w:lvlJc w:val="left"/>
+      <w:pPr>
+        <w:tabs>
+          <w:tab w:val="num" w:pos="3600"/>
+        </w:tabs>
+        <w:ind w:left="3600" w:hanging="360"/>
+      </w:pPr>
+      <w:rPr>
+        <w:rFonts w:ascii="Symbol" w:hAnsi="Symbol" w:hint="default"/>
+        <w:sz w:val="20"/>
+      </w:rPr>
+    </w:lvl>
+    <w:lvl w:ilvl="5" w:tentative="1">
+      <w:start w:val="1"/>
+      <w:numFmt w:val="bullet"/>
+      <w:lvlText w:val=""/>
+      <w:lvlJc w:val="left"/>
+      <w:pPr>
+        <w:tabs>
+          <w:tab w:val="num" w:pos="4320"/>
+        </w:tabs>
+        <w:ind w:left="4320" w:hanging="360"/>
+      </w:pPr>
+      <w:rPr>
+        <w:rFonts w:ascii="Symbol" w:hAnsi="Symbol" w:hint="default"/>
+        <w:sz w:val="20"/>
+      </w:rPr>
+    </w:lvl>
+    <w:lvl w:ilvl="6" w:tentative="1">
+      <w:start w:val="1"/>
+      <w:numFmt w:val="bullet"/>
+      <w:lvlText w:val=""/>
+      <w:lvlJc w:val="left"/>
+      <w:pPr>
+        <w:tabs>
+          <w:tab w:val="num" w:pos="5040"/>
+        </w:tabs>
+        <w:ind w:left="5040" w:hanging="360"/>
+      </w:pPr>
+      <w:rPr>
+        <w:rFonts w:ascii="Symbol" w:hAnsi="Symbol" w:hint="default"/>
+        <w:sz w:val="20"/>
+      </w:rPr>
+    </w:lvl>
+    <w:lvl w:ilvl="7" w:tentative="1">
+      <w:start w:val="1"/>
+      <w:numFmt w:val="bullet"/>
+      <w:lvlText w:val=""/>
+      <w:lvlJc w:val="left"/>
+      <w:pPr>
+        <w:tabs>
+          <w:tab w:val="num" w:pos="5760"/>
+        </w:tabs>
+        <w:ind w:left="5760" w:hanging="360"/>
+      </w:pPr>
+      <w:rPr>
+        <w:rFonts w:ascii="Symbol" w:hAnsi="Symbol" w:hint="default"/>
+        <w:sz w:val="20"/>
+      </w:rPr>
+    </w:lvl>
+    <w:lvl w:ilvl="8" w:tentative="1">
+      <w:start w:val="1"/>
+      <w:numFmt w:val="bullet"/>
+      <w:lvlText w:val=""/>
+      <w:lvlJc w:val="left"/>
+      <w:pPr>
+        <w:tabs>
+          <w:tab w:val="num" w:pos="6480"/>
+        </w:tabs>
+        <w:ind w:left="6480" w:hanging="360"/>
+      </w:pPr>
+      <w:rPr>
+        <w:rFonts w:ascii="Symbol" w:hAnsi="Symbol" w:hint="default"/>
+        <w:sz w:val="20"/>
+      </w:rPr>
+    </w:lvl>
+  </w:abstractNum>
+  <w:abstractNum w:abstractNumId="1" w15:restartNumberingAfterBreak="0">
+    <w:nsid w:val="04A8420D"/>
+    <w:multiLevelType w:val="multilevel"/>
+    <w:tmpl w:val="44249AA6"/>
+    <w:lvl w:ilvl="0">
+      <w:start w:val="1"/>
+      <w:numFmt w:val="bullet"/>
+      <w:lvlText w:val=""/>
+      <w:lvlJc w:val="left"/>
+      <w:pPr>
+        <w:tabs>
+          <w:tab w:val="num" w:pos="720"/>
+        </w:tabs>
+        <w:ind w:left="720" w:hanging="360"/>
+      </w:pPr>
+      <w:rPr>
+        <w:rFonts w:ascii="Symbol" w:hAnsi="Symbol" w:hint="default"/>
+        <w:sz w:val="20"/>
+      </w:rPr>
+    </w:lvl>
+    <w:lvl w:ilvl="1" w:tentative="1">
+      <w:start w:val="1"/>
+      <w:numFmt w:val="bullet"/>
+      <w:lvlText w:val=""/>
+      <w:lvlJc w:val="left"/>
+      <w:pPr>
+        <w:tabs>
+          <w:tab w:val="num" w:pos="1440"/>
+        </w:tabs>
+        <w:ind w:left="1440" w:hanging="360"/>
+      </w:pPr>
+      <w:rPr>
+        <w:rFonts w:ascii="Symbol" w:hAnsi="Symbol" w:hint="default"/>
+        <w:sz w:val="20"/>
+      </w:rPr>
+    </w:lvl>
+    <w:lvl w:ilvl="2" w:tentative="1">
+      <w:start w:val="1"/>
+      <w:numFmt w:val="bullet"/>
+      <w:lvlText w:val=""/>
+      <w:lvlJc w:val="left"/>
+      <w:pPr>
+        <w:tabs>
+          <w:tab w:val="num" w:pos="2160"/>
+        </w:tabs>
+        <w:ind w:left="2160" w:hanging="360"/>
+      </w:pPr>
+      <w:rPr>
+        <w:rFonts w:ascii="Symbol" w:hAnsi="Symbol" w:hint="default"/>
+        <w:sz w:val="20"/>
+      </w:rPr>
+    </w:lvl>
+    <w:lvl w:ilvl="3" w:tentative="1">
+      <w:start w:val="1"/>
+      <w:numFmt w:val="bullet"/>
+      <w:lvlText w:val=""/>
+      <w:lvlJc w:val="left"/>
+      <w:pPr>
+        <w:tabs>
+          <w:tab w:val="num" w:pos="2880"/>
+        </w:tabs>
+        <w:ind w:left="2880" w:hanging="360"/>
+      </w:pPr>
+      <w:rPr>
+        <w:rFonts w:ascii="Symbol" w:hAnsi="Symbol" w:hint="default"/>
+        <w:sz w:val="20"/>
+      </w:rPr>
+    </w:lvl>
+    <w:lvl w:ilvl="4" w:tentative="1">
+      <w:start w:val="1"/>
+      <w:numFmt w:val="bullet"/>
+      <w:lvlText w:val=""/>
+      <w:lvlJc w:val="left"/>
+      <w:pPr>
+        <w:tabs>
+          <w:tab w:val="num" w:pos="3600"/>
+        </w:tabs>
+        <w:ind w:left="3600" w:hanging="360"/>
+      </w:pPr>
+      <w:rPr>
+        <w:rFonts w:ascii="Symbol" w:hAnsi="Symbol" w:hint="default"/>
+        <w:sz w:val="20"/>
+      </w:rPr>
+    </w:lvl>
+    <w:lvl w:ilvl="5" w:tentative="1">
+      <w:start w:val="1"/>
+      <w:numFmt w:val="bullet"/>
+      <w:lvlText w:val=""/>
+      <w:lvlJc w:val="left"/>
+      <w:pPr>
+        <w:tabs>
+          <w:tab w:val="num" w:pos="4320"/>
+        </w:tabs>
+        <w:ind w:left="4320" w:hanging="360"/>
+      </w:pPr>
+      <w:rPr>
+        <w:rFonts w:ascii="Symbol" w:hAnsi="Symbol" w:hint="default"/>
+        <w:sz w:val="20"/>
+      </w:rPr>
+    </w:lvl>
+    <w:lvl w:ilvl="6" w:tentative="1">
+      <w:start w:val="1"/>
+      <w:numFmt w:val="bullet"/>
+      <w:lvlText w:val=""/>
+      <w:lvlJc w:val="left"/>
+      <w:pPr>
+        <w:tabs>
+          <w:tab w:val="num" w:pos="5040"/>
+        </w:tabs>
+        <w:ind w:left="5040" w:hanging="360"/>
+      </w:pPr>
+      <w:rPr>
+        <w:rFonts w:ascii="Symbol" w:hAnsi="Symbol" w:hint="default"/>
+        <w:sz w:val="20"/>
+      </w:rPr>
+    </w:lvl>
+    <w:lvl w:ilvl="7" w:tentative="1">
+      <w:start w:val="1"/>
+      <w:numFmt w:val="bullet"/>
+      <w:lvlText w:val=""/>
+      <w:lvlJc w:val="left"/>
+      <w:pPr>
+        <w:tabs>
+          <w:tab w:val="num" w:pos="5760"/>
+        </w:tabs>
+        <w:ind w:left="5760" w:hanging="360"/>
+      </w:pPr>
+      <w:rPr>
+        <w:rFonts w:ascii="Symbol" w:hAnsi="Symbol" w:hint="default"/>
+        <w:sz w:val="20"/>
+      </w:rPr>
+    </w:lvl>
+    <w:lvl w:ilvl="8" w:tentative="1">
+      <w:start w:val="1"/>
+      <w:numFmt w:val="bullet"/>
+      <w:lvlText w:val=""/>
+      <w:lvlJc w:val="left"/>
+      <w:pPr>
+        <w:tabs>
+          <w:tab w:val="num" w:pos="6480"/>
+        </w:tabs>
+        <w:ind w:left="6480" w:hanging="360"/>
+      </w:pPr>
+      <w:rPr>
+        <w:rFonts w:ascii="Symbol" w:hAnsi="Symbol" w:hint="default"/>
+        <w:sz w:val="20"/>
+      </w:rPr>
+    </w:lvl>
+  </w:abstractNum>
+  <w:abstractNum w:abstractNumId="2" w15:restartNumberingAfterBreak="0">
+    <w:nsid w:val="05A0014C"/>
+    <w:multiLevelType w:val="multilevel"/>
+    <w:tmpl w:val="CCE64988"/>
+    <w:lvl w:ilvl="0">
+      <w:start w:val="1"/>
+      <w:numFmt w:val="decimal"/>
+      <w:lvlText w:val="%1."/>
+      <w:lvlJc w:val="left"/>
+      <w:pPr>
+        <w:tabs>
+          <w:tab w:val="num" w:pos="720"/>
+        </w:tabs>
+        <w:ind w:left="720" w:hanging="360"/>
+      </w:pPr>
+    </w:lvl>
+    <w:lvl w:ilvl="1" w:tentative="1">
+      <w:start w:val="1"/>
+      <w:numFmt w:val="decimal"/>
+      <w:lvlText w:val="%2."/>
+      <w:lvlJc w:val="left"/>
+      <w:pPr>
+        <w:tabs>
+          <w:tab w:val="num" w:pos="1440"/>
+        </w:tabs>
+        <w:ind w:left="1440" w:hanging="360"/>
+      </w:pPr>
+    </w:lvl>
+    <w:lvl w:ilvl="2" w:tentative="1">
+      <w:start w:val="1"/>
+      <w:numFmt w:val="decimal"/>
+      <w:lvlText w:val="%3."/>
+      <w:lvlJc w:val="left"/>
+      <w:pPr>
+        <w:tabs>
+          <w:tab w:val="num" w:pos="2160"/>
+        </w:tabs>
+        <w:ind w:left="2160" w:hanging="360"/>
+      </w:pPr>
+    </w:lvl>
+    <w:lvl w:ilvl="3" w:tentative="1">
+      <w:start w:val="1"/>
+      <w:numFmt w:val="decimal"/>
+      <w:lvlText w:val="%4."/>
+      <w:lvlJc w:val="left"/>
+      <w:pPr>
+        <w:tabs>
+          <w:tab w:val="num" w:pos="2880"/>
+        </w:tabs>
+        <w:ind w:left="2880" w:hanging="360"/>
+      </w:pPr>
+    </w:lvl>
+    <w:lvl w:ilvl="4" w:tentative="1">
+      <w:start w:val="1"/>
+      <w:numFmt w:val="decimal"/>
+      <w:lvlText w:val="%5."/>
+      <w:lvlJc w:val="left"/>
+      <w:pPr>
+        <w:tabs>
+          <w:tab w:val="num" w:pos="3600"/>
+        </w:tabs>
+        <w:ind w:left="3600" w:hanging="360"/>
+      </w:pPr>
+    </w:lvl>
+    <w:lvl w:ilvl="5" w:tentative="1">
+      <w:start w:val="1"/>
+      <w:numFmt w:val="decimal"/>
+      <w:lvlText w:val="%6."/>
+      <w:lvlJc w:val="left"/>
+      <w:pPr>
+        <w:tabs>
+          <w:tab w:val="num" w:pos="4320"/>
+        </w:tabs>
+        <w:ind w:left="4320" w:hanging="360"/>
+      </w:pPr>
+    </w:lvl>
+    <w:lvl w:ilvl="6" w:tentative="1">
+      <w:start w:val="1"/>
+      <w:numFmt w:val="decimal"/>
+      <w:lvlText w:val="%7."/>
+      <w:lvlJc w:val="left"/>
+      <w:pPr>
+        <w:tabs>
+          <w:tab w:val="num" w:pos="5040"/>
+        </w:tabs>
+        <w:ind w:left="5040" w:hanging="360"/>
+      </w:pPr>
+    </w:lvl>
+    <w:lvl w:ilvl="7" w:tentative="1">
+      <w:start w:val="1"/>
+      <w:numFmt w:val="decimal"/>
+      <w:lvlText w:val="%8."/>
+      <w:lvlJc w:val="left"/>
+      <w:pPr>
+        <w:tabs>
+          <w:tab w:val="num" w:pos="5760"/>
+        </w:tabs>
+        <w:ind w:left="5760" w:hanging="360"/>
+      </w:pPr>
+    </w:lvl>
+    <w:lvl w:ilvl="8" w:tentative="1">
+      <w:start w:val="1"/>
+      <w:numFmt w:val="decimal"/>
+      <w:lvlText w:val="%9."/>
+      <w:lvlJc w:val="left"/>
+      <w:pPr>
+        <w:tabs>
+          <w:tab w:val="num" w:pos="6480"/>
+        </w:tabs>
+        <w:ind w:left="6480" w:hanging="360"/>
+      </w:pPr>
+    </w:lvl>
+  </w:abstractNum>
+  <w:abstractNum w:abstractNumId="3" w15:restartNumberingAfterBreak="0">
+    <w:nsid w:val="0ECD03DA"/>
+    <w:multiLevelType w:val="multilevel"/>
+    <w:tmpl w:val="D5EEB77A"/>
+    <w:lvl w:ilvl="0">
+      <w:start w:val="1"/>
+      <w:numFmt w:val="decimal"/>
+      <w:lvlText w:val="%1."/>
+      <w:lvlJc w:val="left"/>
+      <w:pPr>
+        <w:tabs>
+          <w:tab w:val="num" w:pos="720"/>
+        </w:tabs>
+        <w:ind w:left="720" w:hanging="360"/>
+      </w:pPr>
+    </w:lvl>
+    <w:lvl w:ilvl="1" w:tentative="1">
+      <w:start w:val="1"/>
+      <w:numFmt w:val="decimal"/>
+      <w:lvlText w:val="%2."/>
+      <w:lvlJc w:val="left"/>
+      <w:pPr>
+        <w:tabs>
+          <w:tab w:val="num" w:pos="1440"/>
+        </w:tabs>
+        <w:ind w:left="1440" w:hanging="360"/>
+      </w:pPr>
+    </w:lvl>
+    <w:lvl w:ilvl="2" w:tentative="1">
+      <w:start w:val="1"/>
+      <w:numFmt w:val="decimal"/>
+      <w:lvlText w:val="%3."/>
+      <w:lvlJc w:val="left"/>
+      <w:pPr>
+        <w:tabs>
+          <w:tab w:val="num" w:pos="2160"/>
+        </w:tabs>
+        <w:ind w:left="2160" w:hanging="360"/>
+      </w:pPr>
+    </w:lvl>
+    <w:lvl w:ilvl="3" w:tentative="1">
+      <w:start w:val="1"/>
+      <w:numFmt w:val="decimal"/>
+      <w:lvlText w:val="%4."/>
+      <w:lvlJc w:val="left"/>
+      <w:pPr>
+        <w:tabs>
+          <w:tab w:val="num" w:pos="2880"/>
+        </w:tabs>
+        <w:ind w:left="2880" w:hanging="360"/>
+      </w:pPr>
+    </w:lvl>
+    <w:lvl w:ilvl="4" w:tentative="1">
+      <w:start w:val="1"/>
+      <w:numFmt w:val="decimal"/>
+      <w:lvlText w:val="%5."/>
+      <w:lvlJc w:val="left"/>
+      <w:pPr>
+        <w:tabs>
+          <w:tab w:val="num" w:pos="3600"/>
+        </w:tabs>
+        <w:ind w:left="3600" w:hanging="360"/>
+      </w:pPr>
+    </w:lvl>
+    <w:lvl w:ilvl="5" w:tentative="1">
+      <w:start w:val="1"/>
+      <w:numFmt w:val="decimal"/>
+      <w:lvlText w:val="%6."/>
+      <w:lvlJc w:val="left"/>
+      <w:pPr>
+        <w:tabs>
+          <w:tab w:val="num" w:pos="4320"/>
+        </w:tabs>
+        <w:ind w:left="4320" w:hanging="360"/>
+      </w:pPr>
+    </w:lvl>
+    <w:lvl w:ilvl="6" w:tentative="1">
+      <w:start w:val="1"/>
+      <w:numFmt w:val="decimal"/>
+      <w:lvlText w:val="%7."/>
+      <w:lvlJc w:val="left"/>
+      <w:pPr>
+        <w:tabs>
+          <w:tab w:val="num" w:pos="5040"/>
+        </w:tabs>
+        <w:ind w:left="5040" w:hanging="360"/>
+      </w:pPr>
+    </w:lvl>
+    <w:lvl w:ilvl="7" w:tentative="1">
+      <w:start w:val="1"/>
+      <w:numFmt w:val="decimal"/>
+      <w:lvlText w:val="%8."/>
+      <w:lvlJc w:val="left"/>
+      <w:pPr>
+        <w:tabs>
+          <w:tab w:val="num" w:pos="5760"/>
+        </w:tabs>
+        <w:ind w:left="5760" w:hanging="360"/>
+      </w:pPr>
+    </w:lvl>
+    <w:lvl w:ilvl="8" w:tentative="1">
+      <w:start w:val="1"/>
+      <w:numFmt w:val="decimal"/>
+      <w:lvlText w:val="%9."/>
+      <w:lvlJc w:val="left"/>
+      <w:pPr>
+        <w:tabs>
+          <w:tab w:val="num" w:pos="6480"/>
+        </w:tabs>
+        <w:ind w:left="6480" w:hanging="360"/>
+      </w:pPr>
+    </w:lvl>
+  </w:abstractNum>
+  <w:abstractNum w:abstractNumId="4" w15:restartNumberingAfterBreak="0">
+    <w:nsid w:val="134D3057"/>
+    <w:multiLevelType w:val="multilevel"/>
+    <w:tmpl w:val="762CDB7C"/>
+    <w:lvl w:ilvl="0">
+      <w:start w:val="1"/>
+      <w:numFmt w:val="bullet"/>
+      <w:lvlText w:val=""/>
+      <w:lvlJc w:val="left"/>
+      <w:pPr>
+        <w:tabs>
+          <w:tab w:val="num" w:pos="720"/>
+        </w:tabs>
+        <w:ind w:left="720" w:hanging="360"/>
+      </w:pPr>
+      <w:rPr>
+        <w:rFonts w:ascii="Symbol" w:hAnsi="Symbol" w:hint="default"/>
+        <w:sz w:val="20"/>
+      </w:rPr>
+    </w:lvl>
+    <w:lvl w:ilvl="1" w:tentative="1">
+      <w:start w:val="1"/>
+      <w:numFmt w:val="bullet"/>
+      <w:lvlText w:val=""/>
+      <w:lvlJc w:val="left"/>
+      <w:pPr>
+        <w:tabs>
+          <w:tab w:val="num" w:pos="1440"/>
+        </w:tabs>
+        <w:ind w:left="1440" w:hanging="360"/>
+      </w:pPr>
+      <w:rPr>
+        <w:rFonts w:ascii="Symbol" w:hAnsi="Symbol" w:hint="default"/>
+        <w:sz w:val="20"/>
+      </w:rPr>
+    </w:lvl>
+    <w:lvl w:ilvl="2" w:tentative="1">
+      <w:start w:val="1"/>
+      <w:numFmt w:val="bullet"/>
+      <w:lvlText w:val=""/>
+      <w:lvlJc w:val="left"/>
+      <w:pPr>
+        <w:tabs>
+          <w:tab w:val="num" w:pos="2160"/>
+        </w:tabs>
+        <w:ind w:left="2160" w:hanging="360"/>
+      </w:pPr>
+      <w:rPr>
+        <w:rFonts w:ascii="Symbol" w:hAnsi="Symbol" w:hint="default"/>
+        <w:sz w:val="20"/>
+      </w:rPr>
+    </w:lvl>
+    <w:lvl w:ilvl="3" w:tentative="1">
+      <w:start w:val="1"/>
+      <w:numFmt w:val="bullet"/>
+      <w:lvlText w:val=""/>
+      <w:lvlJc w:val="left"/>
+      <w:pPr>
+        <w:tabs>
+          <w:tab w:val="num" w:pos="2880"/>
+        </w:tabs>
+        <w:ind w:left="2880" w:hanging="360"/>
+      </w:pPr>
+      <w:rPr>
+        <w:rFonts w:ascii="Symbol" w:hAnsi="Symbol" w:hint="default"/>
+        <w:sz w:val="20"/>
+      </w:rPr>
+    </w:lvl>
+    <w:lvl w:ilvl="4" w:tentative="1">
+      <w:start w:val="1"/>
+      <w:numFmt w:val="bullet"/>
+      <w:lvlText w:val=""/>
+      <w:lvlJc w:val="left"/>
+      <w:pPr>
+        <w:tabs>
+          <w:tab w:val="num" w:pos="3600"/>
+        </w:tabs>
+        <w:ind w:left="3600" w:hanging="360"/>
+      </w:pPr>
+      <w:rPr>
+        <w:rFonts w:ascii="Symbol" w:hAnsi="Symbol" w:hint="default"/>
+        <w:sz w:val="20"/>
+      </w:rPr>
+    </w:lvl>
+    <w:lvl w:ilvl="5" w:tentative="1">
+      <w:start w:val="1"/>
+      <w:numFmt w:val="bullet"/>
+      <w:lvlText w:val=""/>
+      <w:lvlJc w:val="left"/>
+      <w:pPr>
+        <w:tabs>
+          <w:tab w:val="num" w:pos="4320"/>
+        </w:tabs>
+        <w:ind w:left="4320" w:hanging="360"/>
+      </w:pPr>
+      <w:rPr>
+        <w:rFonts w:ascii="Symbol" w:hAnsi="Symbol" w:hint="default"/>
+        <w:sz w:val="20"/>
+      </w:rPr>
+    </w:lvl>
+    <w:lvl w:ilvl="6" w:tentative="1">
+      <w:start w:val="1"/>
+      <w:numFmt w:val="bullet"/>
+      <w:lvlText w:val=""/>
+      <w:lvlJc w:val="left"/>
+      <w:pPr>
+        <w:tabs>
+          <w:tab w:val="num" w:pos="5040"/>
+        </w:tabs>
+        <w:ind w:left="5040" w:hanging="360"/>
+      </w:pPr>
+      <w:rPr>
+        <w:rFonts w:ascii="Symbol" w:hAnsi="Symbol" w:hint="default"/>
+        <w:sz w:val="20"/>
+      </w:rPr>
+    </w:lvl>
+    <w:lvl w:ilvl="7" w:tentative="1">
+      <w:start w:val="1"/>
+      <w:numFmt w:val="bullet"/>
+      <w:lvlText w:val=""/>
+      <w:lvlJc w:val="left"/>
+      <w:pPr>
+        <w:tabs>
+          <w:tab w:val="num" w:pos="5760"/>
+        </w:tabs>
+        <w:ind w:left="5760" w:hanging="360"/>
+      </w:pPr>
+      <w:rPr>
+        <w:rFonts w:ascii="Symbol" w:hAnsi="Symbol" w:hint="default"/>
+        <w:sz w:val="20"/>
+      </w:rPr>
+    </w:lvl>
+    <w:lvl w:ilvl="8" w:tentative="1">
+      <w:start w:val="1"/>
+      <w:numFmt w:val="bullet"/>
+      <w:lvlText w:val=""/>
+      <w:lvlJc w:val="left"/>
+      <w:pPr>
+        <w:tabs>
+          <w:tab w:val="num" w:pos="6480"/>
+        </w:tabs>
+        <w:ind w:left="6480" w:hanging="360"/>
+      </w:pPr>
+      <w:rPr>
+        <w:rFonts w:ascii="Symbol" w:hAnsi="Symbol" w:hint="default"/>
+        <w:sz w:val="20"/>
+      </w:rPr>
+    </w:lvl>
+  </w:abstractNum>
+  <w:abstractNum w:abstractNumId="5" w15:restartNumberingAfterBreak="0">
+    <w:nsid w:val="19173356"/>
+    <w:multiLevelType w:val="multilevel"/>
+    <w:tmpl w:val="31C85364"/>
+    <w:lvl w:ilvl="0">
+      <w:start w:val="1"/>
+      <w:numFmt w:val="bullet"/>
+      <w:lvlText w:val=""/>
+      <w:lvlJc w:val="left"/>
+      <w:pPr>
+        <w:tabs>
+          <w:tab w:val="num" w:pos="720"/>
+        </w:tabs>
+        <w:ind w:left="720" w:hanging="360"/>
+      </w:pPr>
+      <w:rPr>
+        <w:rFonts w:ascii="Symbol" w:hAnsi="Symbol" w:hint="default"/>
+        <w:sz w:val="20"/>
+      </w:rPr>
+    </w:lvl>
+    <w:lvl w:ilvl="1">
+      <w:start w:val="1"/>
+      <w:numFmt w:val="bullet"/>
+      <w:lvlText w:val=""/>
+      <w:lvlJc w:val="left"/>
+      <w:pPr>
+        <w:tabs>
+          <w:tab w:val="num" w:pos="1440"/>
+        </w:tabs>
+        <w:ind w:left="1440" w:hanging="360"/>
+      </w:pPr>
+      <w:rPr>
+        <w:rFonts w:ascii="Symbol" w:hAnsi="Symbol" w:hint="default"/>
+        <w:sz w:val="20"/>
+      </w:rPr>
+    </w:lvl>
+    <w:lvl w:ilvl="2" w:tentative="1">
+      <w:start w:val="1"/>
+      <w:numFmt w:val="bullet"/>
+      <w:lvlText w:val=""/>
+      <w:lvlJc w:val="left"/>
+      <w:pPr>
+        <w:tabs>
+          <w:tab w:val="num" w:pos="2160"/>
+        </w:tabs>
+        <w:ind w:left="2160" w:hanging="360"/>
+      </w:pPr>
+      <w:rPr>
+        <w:rFonts w:ascii="Symbol" w:hAnsi="Symbol" w:hint="default"/>
+        <w:sz w:val="20"/>
+      </w:rPr>
+    </w:lvl>
+    <w:lvl w:ilvl="3" w:tentative="1">
+      <w:start w:val="1"/>
+      <w:numFmt w:val="bullet"/>
+      <w:lvlText w:val=""/>
+      <w:lvlJc w:val="left"/>
+      <w:pPr>
+        <w:tabs>
+          <w:tab w:val="num" w:pos="2880"/>
+        </w:tabs>
+        <w:ind w:left="2880" w:hanging="360"/>
+      </w:pPr>
+      <w:rPr>
+        <w:rFonts w:ascii="Symbol" w:hAnsi="Symbol" w:hint="default"/>
+        <w:sz w:val="20"/>
+      </w:rPr>
+    </w:lvl>
+    <w:lvl w:ilvl="4" w:tentative="1">
+      <w:start w:val="1"/>
+      <w:numFmt w:val="bullet"/>
+      <w:lvlText w:val=""/>
+      <w:lvlJc w:val="left"/>
+      <w:pPr>
+        <w:tabs>
+          <w:tab w:val="num" w:pos="3600"/>
+        </w:tabs>
+        <w:ind w:left="3600" w:hanging="360"/>
+      </w:pPr>
+      <w:rPr>
+        <w:rFonts w:ascii="Symbol" w:hAnsi="Symbol" w:hint="default"/>
+        <w:sz w:val="20"/>
+      </w:rPr>
+    </w:lvl>
+    <w:lvl w:ilvl="5" w:tentative="1">
+      <w:start w:val="1"/>
+      <w:numFmt w:val="bullet"/>
+      <w:lvlText w:val=""/>
+      <w:lvlJc w:val="left"/>
+      <w:pPr>
+        <w:tabs>
+          <w:tab w:val="num" w:pos="4320"/>
+        </w:tabs>
+        <w:ind w:left="4320" w:hanging="360"/>
+      </w:pPr>
+      <w:rPr>
+        <w:rFonts w:ascii="Symbol" w:hAnsi="Symbol" w:hint="default"/>
+        <w:sz w:val="20"/>
+      </w:rPr>
+    </w:lvl>
+    <w:lvl w:ilvl="6" w:tentative="1">
+      <w:start w:val="1"/>
+      <w:numFmt w:val="bullet"/>
+      <w:lvlText w:val=""/>
+      <w:lvlJc w:val="left"/>
+      <w:pPr>
+        <w:tabs>
+          <w:tab w:val="num" w:pos="5040"/>
+        </w:tabs>
+        <w:ind w:left="5040" w:hanging="360"/>
+      </w:pPr>
+      <w:rPr>
+        <w:rFonts w:ascii="Symbol" w:hAnsi="Symbol" w:hint="default"/>
+        <w:sz w:val="20"/>
+      </w:rPr>
+    </w:lvl>
+    <w:lvl w:ilvl="7" w:tentative="1">
+      <w:start w:val="1"/>
+      <w:numFmt w:val="bullet"/>
+      <w:lvlText w:val=""/>
+      <w:lvlJc w:val="left"/>
+      <w:pPr>
+        <w:tabs>
+          <w:tab w:val="num" w:pos="5760"/>
+        </w:tabs>
+        <w:ind w:left="5760" w:hanging="360"/>
+      </w:pPr>
+      <w:rPr>
+        <w:rFonts w:ascii="Symbol" w:hAnsi="Symbol" w:hint="default"/>
+        <w:sz w:val="20"/>
+      </w:rPr>
+    </w:lvl>
+    <w:lvl w:ilvl="8" w:tentative="1">
+      <w:start w:val="1"/>
+      <w:numFmt w:val="bullet"/>
+      <w:lvlText w:val=""/>
+      <w:lvlJc w:val="left"/>
+      <w:pPr>
+        <w:tabs>
+          <w:tab w:val="num" w:pos="6480"/>
+        </w:tabs>
+        <w:ind w:left="6480" w:hanging="360"/>
+      </w:pPr>
+      <w:rPr>
+        <w:rFonts w:ascii="Symbol" w:hAnsi="Symbol" w:hint="default"/>
+        <w:sz w:val="20"/>
+      </w:rPr>
+    </w:lvl>
+  </w:abstractNum>
+  <w:abstractNum w:abstractNumId="6" w15:restartNumberingAfterBreak="0">
+    <w:nsid w:val="2630335A"/>
+    <w:multiLevelType w:val="multilevel"/>
+    <w:tmpl w:val="9A1C8F86"/>
+    <w:lvl w:ilvl="0">
+      <w:start w:val="1"/>
+      <w:numFmt w:val="bullet"/>
+      <w:lvlText w:val=""/>
+      <w:lvlJc w:val="left"/>
+      <w:pPr>
+        <w:tabs>
+          <w:tab w:val="num" w:pos="720"/>
+        </w:tabs>
+        <w:ind w:left="720" w:hanging="360"/>
+      </w:pPr>
+      <w:rPr>
+        <w:rFonts w:ascii="Symbol" w:hAnsi="Symbol" w:hint="default"/>
+        <w:sz w:val="20"/>
+      </w:rPr>
+    </w:lvl>
+    <w:lvl w:ilvl="1">
+      <w:start w:val="1"/>
+      <w:numFmt w:val="decimal"/>
+      <w:lvlText w:val="%2."/>
+      <w:lvlJc w:val="left"/>
+      <w:pPr>
+        <w:tabs>
+          <w:tab w:val="num" w:pos="1440"/>
+        </w:tabs>
+        <w:ind w:left="1440" w:hanging="360"/>
+      </w:pPr>
+    </w:lvl>
+    <w:lvl w:ilvl="2" w:tentative="1">
+      <w:start w:val="1"/>
+      <w:numFmt w:val="bullet"/>
+      <w:lvlText w:val=""/>
+      <w:lvlJc w:val="left"/>
+      <w:pPr>
+        <w:tabs>
+          <w:tab w:val="num" w:pos="2160"/>
+        </w:tabs>
+        <w:ind w:left="2160" w:hanging="360"/>
+      </w:pPr>
+      <w:rPr>
+        <w:rFonts w:ascii="Symbol" w:hAnsi="Symbol" w:hint="default"/>
+        <w:sz w:val="20"/>
+      </w:rPr>
+    </w:lvl>
+    <w:lvl w:ilvl="3" w:tentative="1">
+      <w:start w:val="1"/>
+      <w:numFmt w:val="bullet"/>
+      <w:lvlText w:val=""/>
+      <w:lvlJc w:val="left"/>
+      <w:pPr>
+        <w:tabs>
+          <w:tab w:val="num" w:pos="2880"/>
+        </w:tabs>
+        <w:ind w:left="2880" w:hanging="360"/>
+      </w:pPr>
+      <w:rPr>
+        <w:rFonts w:ascii="Symbol" w:hAnsi="Symbol" w:hint="default"/>
+        <w:sz w:val="20"/>
+      </w:rPr>
+    </w:lvl>
+    <w:lvl w:ilvl="4" w:tentative="1">
+      <w:start w:val="1"/>
+      <w:numFmt w:val="bullet"/>
+      <w:lvlText w:val=""/>
+      <w:lvlJc w:val="left"/>
+      <w:pPr>
+        <w:tabs>
+          <w:tab w:val="num" w:pos="3600"/>
+        </w:tabs>
+        <w:ind w:left="3600" w:hanging="360"/>
+      </w:pPr>
+      <w:rPr>
+        <w:rFonts w:ascii="Symbol" w:hAnsi="Symbol" w:hint="default"/>
+        <w:sz w:val="20"/>
+      </w:rPr>
+    </w:lvl>
+    <w:lvl w:ilvl="5" w:tentative="1">
+      <w:start w:val="1"/>
+      <w:numFmt w:val="bullet"/>
+      <w:lvlText w:val=""/>
+      <w:lvlJc w:val="left"/>
+      <w:pPr>
+        <w:tabs>
+          <w:tab w:val="num" w:pos="4320"/>
+        </w:tabs>
+        <w:ind w:left="4320" w:hanging="360"/>
+      </w:pPr>
+      <w:rPr>
+        <w:rFonts w:ascii="Symbol" w:hAnsi="Symbol" w:hint="default"/>
+        <w:sz w:val="20"/>
+      </w:rPr>
+    </w:lvl>
+    <w:lvl w:ilvl="6" w:tentative="1">
+      <w:start w:val="1"/>
+      <w:numFmt w:val="bullet"/>
+      <w:lvlText w:val=""/>
+      <w:lvlJc w:val="left"/>
+      <w:pPr>
+        <w:tabs>
+          <w:tab w:val="num" w:pos="5040"/>
+        </w:tabs>
+        <w:ind w:left="5040" w:hanging="360"/>
+      </w:pPr>
+      <w:rPr>
+        <w:rFonts w:ascii="Symbol" w:hAnsi="Symbol" w:hint="default"/>
+        <w:sz w:val="20"/>
+      </w:rPr>
+    </w:lvl>
+    <w:lvl w:ilvl="7" w:tentative="1">
+      <w:start w:val="1"/>
+      <w:numFmt w:val="bullet"/>
+      <w:lvlText w:val=""/>
+      <w:lvlJc w:val="left"/>
+      <w:pPr>
+        <w:tabs>
+          <w:tab w:val="num" w:pos="5760"/>
+        </w:tabs>
+        <w:ind w:left="5760" w:hanging="360"/>
+      </w:pPr>
+      <w:rPr>
+        <w:rFonts w:ascii="Symbol" w:hAnsi="Symbol" w:hint="default"/>
+        <w:sz w:val="20"/>
+      </w:rPr>
+    </w:lvl>
+    <w:lvl w:ilvl="8" w:tentative="1">
+      <w:start w:val="1"/>
+      <w:numFmt w:val="bullet"/>
+      <w:lvlText w:val=""/>
+      <w:lvlJc w:val="left"/>
+      <w:pPr>
+        <w:tabs>
+          <w:tab w:val="num" w:pos="6480"/>
+        </w:tabs>
+        <w:ind w:left="6480" w:hanging="360"/>
+      </w:pPr>
+      <w:rPr>
+        <w:rFonts w:ascii="Symbol" w:hAnsi="Symbol" w:hint="default"/>
+        <w:sz w:val="20"/>
+      </w:rPr>
+    </w:lvl>
+  </w:abstractNum>
+  <w:abstractNum w:abstractNumId="7" w15:restartNumberingAfterBreak="0">
+    <w:nsid w:val="40554615"/>
+    <w:multiLevelType w:val="multilevel"/>
+    <w:tmpl w:val="942E3E52"/>
+    <w:lvl w:ilvl="0">
+      <w:start w:val="1"/>
+      <w:numFmt w:val="bullet"/>
+      <w:lvlText w:val=""/>
+      <w:lvlJc w:val="left"/>
+      <w:pPr>
+        <w:tabs>
+          <w:tab w:val="num" w:pos="720"/>
+        </w:tabs>
+        <w:ind w:left="720" w:hanging="360"/>
+      </w:pPr>
+      <w:rPr>
+        <w:rFonts w:ascii="Symbol" w:hAnsi="Symbol" w:hint="default"/>
+        <w:sz w:val="20"/>
+      </w:rPr>
+    </w:lvl>
+    <w:lvl w:ilvl="1">
+      <w:start w:val="1"/>
+      <w:numFmt w:val="bullet"/>
+      <w:lvlText w:val=""/>
+      <w:lvlJc w:val="left"/>
+      <w:pPr>
+        <w:tabs>
+          <w:tab w:val="num" w:pos="1440"/>
+        </w:tabs>
+        <w:ind w:left="1440" w:hanging="360"/>
+      </w:pPr>
+      <w:rPr>
+        <w:rFonts w:ascii="Symbol" w:hAnsi="Symbol" w:hint="default"/>
+        <w:sz w:val="20"/>
+      </w:rPr>
+    </w:lvl>
+    <w:lvl w:ilvl="2" w:tentative="1">
+      <w:start w:val="1"/>
+      <w:numFmt w:val="bullet"/>
+      <w:lvlText w:val=""/>
+      <w:lvlJc w:val="left"/>
+      <w:pPr>
+        <w:tabs>
+          <w:tab w:val="num" w:pos="2160"/>
+        </w:tabs>
+        <w:ind w:left="2160" w:hanging="360"/>
+      </w:pPr>
+      <w:rPr>
+        <w:rFonts w:ascii="Symbol" w:hAnsi="Symbol" w:hint="default"/>
+        <w:sz w:val="20"/>
+      </w:rPr>
+    </w:lvl>
+    <w:lvl w:ilvl="3" w:tentative="1">
+      <w:start w:val="1"/>
+      <w:numFmt w:val="bullet"/>
+      <w:lvlText w:val=""/>
+      <w:lvlJc w:val="left"/>
+      <w:pPr>
+        <w:tabs>
+          <w:tab w:val="num" w:pos="2880"/>
+        </w:tabs>
+        <w:ind w:left="2880" w:hanging="360"/>
+      </w:pPr>
+      <w:rPr>
+        <w:rFonts w:ascii="Symbol" w:hAnsi="Symbol" w:hint="default"/>
+        <w:sz w:val="20"/>
+      </w:rPr>
+    </w:lvl>
+    <w:lvl w:ilvl="4" w:tentative="1">
+      <w:start w:val="1"/>
+      <w:numFmt w:val="bullet"/>
+      <w:lvlText w:val=""/>
+      <w:lvlJc w:val="left"/>
+      <w:pPr>
+        <w:tabs>
+          <w:tab w:val="num" w:pos="3600"/>
+        </w:tabs>
+        <w:ind w:left="3600" w:hanging="360"/>
+      </w:pPr>
+      <w:rPr>
+        <w:rFonts w:ascii="Symbol" w:hAnsi="Symbol" w:hint="default"/>
+        <w:sz w:val="20"/>
+      </w:rPr>
+    </w:lvl>
+    <w:lvl w:ilvl="5" w:tentative="1">
+      <w:start w:val="1"/>
+      <w:numFmt w:val="bullet"/>
+      <w:lvlText w:val=""/>
+      <w:lvlJc w:val="left"/>
+      <w:pPr>
+        <w:tabs>
+          <w:tab w:val="num" w:pos="4320"/>
+        </w:tabs>
+        <w:ind w:left="4320" w:hanging="360"/>
+      </w:pPr>
+      <w:rPr>
+        <w:rFonts w:ascii="Symbol" w:hAnsi="Symbol" w:hint="default"/>
+        <w:sz w:val="20"/>
+      </w:rPr>
+    </w:lvl>
+    <w:lvl w:ilvl="6" w:tentative="1">
+      <w:start w:val="1"/>
+      <w:numFmt w:val="bullet"/>
+      <w:lvlText w:val=""/>
+      <w:lvlJc w:val="left"/>
+      <w:pPr>
+        <w:tabs>
+          <w:tab w:val="num" w:pos="5040"/>
+        </w:tabs>
+        <w:ind w:left="5040" w:hanging="360"/>
+      </w:pPr>
+      <w:rPr>
+        <w:rFonts w:ascii="Symbol" w:hAnsi="Symbol" w:hint="default"/>
+        <w:sz w:val="20"/>
+      </w:rPr>
+    </w:lvl>
+    <w:lvl w:ilvl="7" w:tentative="1">
+      <w:start w:val="1"/>
+      <w:numFmt w:val="bullet"/>
+      <w:lvlText w:val=""/>
+      <w:lvlJc w:val="left"/>
+      <w:pPr>
+        <w:tabs>
+          <w:tab w:val="num" w:pos="5760"/>
+        </w:tabs>
+        <w:ind w:left="5760" w:hanging="360"/>
+      </w:pPr>
+      <w:rPr>
+        <w:rFonts w:ascii="Symbol" w:hAnsi="Symbol" w:hint="default"/>
+        <w:sz w:val="20"/>
+      </w:rPr>
+    </w:lvl>
+    <w:lvl w:ilvl="8" w:tentative="1">
+      <w:start w:val="1"/>
+      <w:numFmt w:val="bullet"/>
+      <w:lvlText w:val=""/>
+      <w:lvlJc w:val="left"/>
+      <w:pPr>
+        <w:tabs>
+          <w:tab w:val="num" w:pos="6480"/>
+        </w:tabs>
+        <w:ind w:left="6480" w:hanging="360"/>
+      </w:pPr>
+      <w:rPr>
+        <w:rFonts w:ascii="Symbol" w:hAnsi="Symbol" w:hint="default"/>
+        <w:sz w:val="20"/>
+      </w:rPr>
+    </w:lvl>
+  </w:abstractNum>
+  <w:abstractNum w:abstractNumId="8" w15:restartNumberingAfterBreak="0">
+    <w:nsid w:val="5147676E"/>
+    <w:multiLevelType w:val="multilevel"/>
+    <w:tmpl w:val="60564280"/>
+    <w:lvl w:ilvl="0">
+      <w:start w:val="1"/>
+      <w:numFmt w:val="bullet"/>
+      <w:lvlText w:val=""/>
+      <w:lvlJc w:val="left"/>
+      <w:pPr>
+        <w:tabs>
+          <w:tab w:val="num" w:pos="720"/>
+        </w:tabs>
+        <w:ind w:left="720" w:hanging="360"/>
+      </w:pPr>
+      <w:rPr>
+        <w:rFonts w:ascii="Symbol" w:hAnsi="Symbol" w:hint="default"/>
+        <w:sz w:val="20"/>
+      </w:rPr>
+    </w:lvl>
+    <w:lvl w:ilvl="1">
+      <w:start w:val="1"/>
+      <w:numFmt w:val="bullet"/>
+      <w:lvlText w:val=""/>
+      <w:lvlJc w:val="left"/>
+      <w:pPr>
+        <w:tabs>
+          <w:tab w:val="num" w:pos="1440"/>
+        </w:tabs>
+        <w:ind w:left="1440" w:hanging="360"/>
+      </w:pPr>
+      <w:rPr>
+        <w:rFonts w:ascii="Symbol" w:hAnsi="Symbol" w:hint="default"/>
+        <w:sz w:val="20"/>
+      </w:rPr>
+    </w:lvl>
+    <w:lvl w:ilvl="2" w:tentative="1">
+      <w:start w:val="1"/>
+      <w:numFmt w:val="bullet"/>
+      <w:lvlText w:val=""/>
+      <w:lvlJc w:val="left"/>
+      <w:pPr>
+        <w:tabs>
+          <w:tab w:val="num" w:pos="2160"/>
+        </w:tabs>
+        <w:ind w:left="2160" w:hanging="360"/>
+      </w:pPr>
+      <w:rPr>
+        <w:rFonts w:ascii="Symbol" w:hAnsi="Symbol" w:hint="default"/>
+        <w:sz w:val="20"/>
+      </w:rPr>
+    </w:lvl>
+    <w:lvl w:ilvl="3" w:tentative="1">
+      <w:start w:val="1"/>
+      <w:numFmt w:val="bullet"/>
+      <w:lvlText w:val=""/>
+      <w:lvlJc w:val="left"/>
+      <w:pPr>
+        <w:tabs>
+          <w:tab w:val="num" w:pos="2880"/>
+        </w:tabs>
+        <w:ind w:left="2880" w:hanging="360"/>
+      </w:pPr>
+      <w:rPr>
+        <w:rFonts w:ascii="Symbol" w:hAnsi="Symbol" w:hint="default"/>
+        <w:sz w:val="20"/>
+      </w:rPr>
+    </w:lvl>
+    <w:lvl w:ilvl="4" w:tentative="1">
+      <w:start w:val="1"/>
+      <w:numFmt w:val="bullet"/>
+      <w:lvlText w:val=""/>
+      <w:lvlJc w:val="left"/>
+      <w:pPr>
+        <w:tabs>
+          <w:tab w:val="num" w:pos="3600"/>
+        </w:tabs>
+        <w:ind w:left="3600" w:hanging="360"/>
+      </w:pPr>
+      <w:rPr>
+        <w:rFonts w:ascii="Symbol" w:hAnsi="Symbol" w:hint="default"/>
+        <w:sz w:val="20"/>
+      </w:rPr>
+    </w:lvl>
+    <w:lvl w:ilvl="5" w:tentative="1">
+      <w:start w:val="1"/>
+      <w:numFmt w:val="bullet"/>
+      <w:lvlText w:val=""/>
+      <w:lvlJc w:val="left"/>
+      <w:pPr>
+        <w:tabs>
+          <w:tab w:val="num" w:pos="4320"/>
+        </w:tabs>
+        <w:ind w:left="4320" w:hanging="360"/>
+      </w:pPr>
+      <w:rPr>
+        <w:rFonts w:ascii="Symbol" w:hAnsi="Symbol" w:hint="default"/>
+        <w:sz w:val="20"/>
+      </w:rPr>
+    </w:lvl>
+    <w:lvl w:ilvl="6" w:tentative="1">
+      <w:start w:val="1"/>
+      <w:numFmt w:val="bullet"/>
+      <w:lvlText w:val=""/>
+      <w:lvlJc w:val="left"/>
+      <w:pPr>
+        <w:tabs>
+          <w:tab w:val="num" w:pos="5040"/>
+        </w:tabs>
+        <w:ind w:left="5040" w:hanging="360"/>
+      </w:pPr>
+      <w:rPr>
+        <w:rFonts w:ascii="Symbol" w:hAnsi="Symbol" w:hint="default"/>
+        <w:sz w:val="20"/>
+      </w:rPr>
+    </w:lvl>
+    <w:lvl w:ilvl="7" w:tentative="1">
+      <w:start w:val="1"/>
+      <w:numFmt w:val="bullet"/>
+      <w:lvlText w:val=""/>
+      <w:lvlJc w:val="left"/>
+      <w:pPr>
+        <w:tabs>
+          <w:tab w:val="num" w:pos="5760"/>
+        </w:tabs>
+        <w:ind w:left="5760" w:hanging="360"/>
+      </w:pPr>
+      <w:rPr>
+        <w:rFonts w:ascii="Symbol" w:hAnsi="Symbol" w:hint="default"/>
+        <w:sz w:val="20"/>
+      </w:rPr>
+    </w:lvl>
+    <w:lvl w:ilvl="8" w:tentative="1">
+      <w:start w:val="1"/>
+      <w:numFmt w:val="bullet"/>
+      <w:lvlText w:val=""/>
+      <w:lvlJc w:val="left"/>
+      <w:pPr>
+        <w:tabs>
+          <w:tab w:val="num" w:pos="6480"/>
+        </w:tabs>
+        <w:ind w:left="6480" w:hanging="360"/>
+      </w:pPr>
+      <w:rPr>
+        <w:rFonts w:ascii="Symbol" w:hAnsi="Symbol" w:hint="default"/>
+        <w:sz w:val="20"/>
+      </w:rPr>
+    </w:lvl>
+  </w:abstractNum>
+  <w:abstractNum w:abstractNumId="9" w15:restartNumberingAfterBreak="0">
+    <w:nsid w:val="53CB5064"/>
+    <w:multiLevelType w:val="multilevel"/>
+    <w:tmpl w:val="8F7E6092"/>
+    <w:lvl w:ilvl="0">
+      <w:start w:val="1"/>
+      <w:numFmt w:val="bullet"/>
+      <w:lvlText w:val=""/>
+      <w:lvlJc w:val="left"/>
+      <w:pPr>
+        <w:tabs>
+          <w:tab w:val="num" w:pos="720"/>
+        </w:tabs>
+        <w:ind w:left="720" w:hanging="360"/>
+      </w:pPr>
+      <w:rPr>
+        <w:rFonts w:ascii="Symbol" w:hAnsi="Symbol" w:hint="default"/>
+        <w:sz w:val="20"/>
+      </w:rPr>
+    </w:lvl>
+    <w:lvl w:ilvl="1">
+      <w:start w:val="1"/>
+      <w:numFmt w:val="bullet"/>
+      <w:lvlText w:val=""/>
+      <w:lvlJc w:val="left"/>
+      <w:pPr>
+        <w:tabs>
+          <w:tab w:val="num" w:pos="1440"/>
+        </w:tabs>
+        <w:ind w:left="1440" w:hanging="360"/>
+      </w:pPr>
+      <w:rPr>
+        <w:rFonts w:ascii="Symbol" w:hAnsi="Symbol" w:hint="default"/>
+        <w:sz w:val="20"/>
+      </w:rPr>
+    </w:lvl>
+    <w:lvl w:ilvl="2" w:tentative="1">
+      <w:start w:val="1"/>
+      <w:numFmt w:val="bullet"/>
+      <w:lvlText w:val=""/>
+      <w:lvlJc w:val="left"/>
+      <w:pPr>
+        <w:tabs>
+          <w:tab w:val="num" w:pos="2160"/>
+        </w:tabs>
+        <w:ind w:left="2160" w:hanging="360"/>
+      </w:pPr>
+      <w:rPr>
+        <w:rFonts w:ascii="Symbol" w:hAnsi="Symbol" w:hint="default"/>
+        <w:sz w:val="20"/>
+      </w:rPr>
+    </w:lvl>
+    <w:lvl w:ilvl="3" w:tentative="1">
+      <w:start w:val="1"/>
+      <w:numFmt w:val="bullet"/>
+      <w:lvlText w:val=""/>
+      <w:lvlJc w:val="left"/>
+      <w:pPr>
+        <w:tabs>
+          <w:tab w:val="num" w:pos="2880"/>
+        </w:tabs>
+        <w:ind w:left="2880" w:hanging="360"/>
+      </w:pPr>
+      <w:rPr>
+        <w:rFonts w:ascii="Symbol" w:hAnsi="Symbol" w:hint="default"/>
+        <w:sz w:val="20"/>
+      </w:rPr>
+    </w:lvl>
+    <w:lvl w:ilvl="4" w:tentative="1">
+      <w:start w:val="1"/>
+      <w:numFmt w:val="bullet"/>
+      <w:lvlText w:val=""/>
+      <w:lvlJc w:val="left"/>
+      <w:pPr>
+        <w:tabs>
+          <w:tab w:val="num" w:pos="3600"/>
+        </w:tabs>
+        <w:ind w:left="3600" w:hanging="360"/>
+      </w:pPr>
+      <w:rPr>
+        <w:rFonts w:ascii="Symbol" w:hAnsi="Symbol" w:hint="default"/>
+        <w:sz w:val="20"/>
+      </w:rPr>
+    </w:lvl>
+    <w:lvl w:ilvl="5" w:tentative="1">
+      <w:start w:val="1"/>
+      <w:numFmt w:val="bullet"/>
+      <w:lvlText w:val=""/>
+      <w:lvlJc w:val="left"/>
+      <w:pPr>
+        <w:tabs>
+          <w:tab w:val="num" w:pos="4320"/>
+        </w:tabs>
+        <w:ind w:left="4320" w:hanging="360"/>
+      </w:pPr>
+      <w:rPr>
+        <w:rFonts w:ascii="Symbol" w:hAnsi="Symbol" w:hint="default"/>
+        <w:sz w:val="20"/>
+      </w:rPr>
+    </w:lvl>
+    <w:lvl w:ilvl="6" w:tentative="1">
+      <w:start w:val="1"/>
+      <w:numFmt w:val="bullet"/>
+      <w:lvlText w:val=""/>
+      <w:lvlJc w:val="left"/>
+      <w:pPr>
+        <w:tabs>
+          <w:tab w:val="num" w:pos="5040"/>
+        </w:tabs>
+        <w:ind w:left="5040" w:hanging="360"/>
+      </w:pPr>
+      <w:rPr>
+        <w:rFonts w:ascii="Symbol" w:hAnsi="Symbol" w:hint="default"/>
+        <w:sz w:val="20"/>
+      </w:rPr>
+    </w:lvl>
+    <w:lvl w:ilvl="7" w:tentative="1">
+      <w:start w:val="1"/>
+      <w:numFmt w:val="bullet"/>
+      <w:lvlText w:val=""/>
+      <w:lvlJc w:val="left"/>
+      <w:pPr>
+        <w:tabs>
+          <w:tab w:val="num" w:pos="5760"/>
+        </w:tabs>
+        <w:ind w:left="5760" w:hanging="360"/>
+      </w:pPr>
+      <w:rPr>
+        <w:rFonts w:ascii="Symbol" w:hAnsi="Symbol" w:hint="default"/>
+        <w:sz w:val="20"/>
+      </w:rPr>
+    </w:lvl>
+    <w:lvl w:ilvl="8" w:tentative="1">
+      <w:start w:val="1"/>
+      <w:numFmt w:val="bullet"/>
+      <w:lvlText w:val=""/>
+      <w:lvlJc w:val="left"/>
+      <w:pPr>
+        <w:tabs>
+          <w:tab w:val="num" w:pos="6480"/>
+        </w:tabs>
+        <w:ind w:left="6480" w:hanging="360"/>
+      </w:pPr>
+      <w:rPr>
+        <w:rFonts w:ascii="Symbol" w:hAnsi="Symbol" w:hint="default"/>
+        <w:sz w:val="20"/>
+      </w:rPr>
+    </w:lvl>
+  </w:abstractNum>
+  <w:abstractNum w:abstractNumId="10" w15:restartNumberingAfterBreak="0">
+    <w:nsid w:val="6CDF7B76"/>
+    <w:multiLevelType w:val="multilevel"/>
+    <w:tmpl w:val="4FCC9606"/>
+    <w:lvl w:ilvl="0">
+      <w:start w:val="1"/>
+      <w:numFmt w:val="bullet"/>
+      <w:lvlText w:val=""/>
+      <w:lvlJc w:val="left"/>
+      <w:pPr>
+        <w:tabs>
+          <w:tab w:val="num" w:pos="720"/>
+        </w:tabs>
+        <w:ind w:left="720" w:hanging="360"/>
+      </w:pPr>
+      <w:rPr>
+        <w:rFonts w:ascii="Symbol" w:hAnsi="Symbol" w:hint="default"/>
+        <w:sz w:val="20"/>
+      </w:rPr>
+    </w:lvl>
+    <w:lvl w:ilvl="1" w:tentative="1">
+      <w:start w:val="1"/>
+      <w:numFmt w:val="bullet"/>
+      <w:lvlText w:val=""/>
+      <w:lvlJc w:val="left"/>
+      <w:pPr>
+        <w:tabs>
+          <w:tab w:val="num" w:pos="1440"/>
+        </w:tabs>
+        <w:ind w:left="1440" w:hanging="360"/>
+      </w:pPr>
+      <w:rPr>
+        <w:rFonts w:ascii="Symbol" w:hAnsi="Symbol" w:hint="default"/>
+        <w:sz w:val="20"/>
+      </w:rPr>
+    </w:lvl>
+    <w:lvl w:ilvl="2" w:tentative="1">
+      <w:start w:val="1"/>
+      <w:numFmt w:val="bullet"/>
+      <w:lvlText w:val=""/>
+      <w:lvlJc w:val="left"/>
+      <w:pPr>
+        <w:tabs>
+          <w:tab w:val="num" w:pos="2160"/>
+        </w:tabs>
+        <w:ind w:left="2160" w:hanging="360"/>
+      </w:pPr>
+      <w:rPr>
+        <w:rFonts w:ascii="Symbol" w:hAnsi="Symbol" w:hint="default"/>
+        <w:sz w:val="20"/>
+      </w:rPr>
+    </w:lvl>
+    <w:lvl w:ilvl="3" w:tentative="1">
+      <w:start w:val="1"/>
+      <w:numFmt w:val="bullet"/>
+      <w:lvlText w:val=""/>
+      <w:lvlJc w:val="left"/>
+      <w:pPr>
+        <w:tabs>
+          <w:tab w:val="num" w:pos="2880"/>
+        </w:tabs>
+        <w:ind w:left="2880" w:hanging="360"/>
+      </w:pPr>
+      <w:rPr>
+        <w:rFonts w:ascii="Symbol" w:hAnsi="Symbol" w:hint="default"/>
+        <w:sz w:val="20"/>
+      </w:rPr>
+    </w:lvl>
+    <w:lvl w:ilvl="4" w:tentative="1">
+      <w:start w:val="1"/>
+      <w:numFmt w:val="bullet"/>
+      <w:lvlText w:val=""/>
+      <w:lvlJc w:val="left"/>
+      <w:pPr>
+        <w:tabs>
+          <w:tab w:val="num" w:pos="3600"/>
+        </w:tabs>
+        <w:ind w:left="3600" w:hanging="360"/>
+      </w:pPr>
+      <w:rPr>
+        <w:rFonts w:ascii="Symbol" w:hAnsi="Symbol" w:hint="default"/>
+        <w:sz w:val="20"/>
+      </w:rPr>
+    </w:lvl>
+    <w:lvl w:ilvl="5" w:tentative="1">
+      <w:start w:val="1"/>
+      <w:numFmt w:val="bullet"/>
+      <w:lvlText w:val=""/>
+      <w:lvlJc w:val="left"/>
+      <w:pPr>
+        <w:tabs>
+          <w:tab w:val="num" w:pos="4320"/>
+        </w:tabs>
+        <w:ind w:left="4320" w:hanging="360"/>
+      </w:pPr>
+      <w:rPr>
+        <w:rFonts w:ascii="Symbol" w:hAnsi="Symbol" w:hint="default"/>
+        <w:sz w:val="20"/>
+      </w:rPr>
+    </w:lvl>
+    <w:lvl w:ilvl="6" w:tentative="1">
+      <w:start w:val="1"/>
+      <w:numFmt w:val="bullet"/>
+      <w:lvlText w:val=""/>
+      <w:lvlJc w:val="left"/>
+      <w:pPr>
+        <w:tabs>
+          <w:tab w:val="num" w:pos="5040"/>
+        </w:tabs>
+        <w:ind w:left="5040" w:hanging="360"/>
+      </w:pPr>
+      <w:rPr>
+        <w:rFonts w:ascii="Symbol" w:hAnsi="Symbol" w:hint="default"/>
+        <w:sz w:val="20"/>
+      </w:rPr>
+    </w:lvl>
+    <w:lvl w:ilvl="7" w:tentative="1">
+      <w:start w:val="1"/>
+      <w:numFmt w:val="bullet"/>
+      <w:lvlText w:val=""/>
+      <w:lvlJc w:val="left"/>
+      <w:pPr>
+        <w:tabs>
+          <w:tab w:val="num" w:pos="5760"/>
+        </w:tabs>
+        <w:ind w:left="5760" w:hanging="360"/>
+      </w:pPr>
+      <w:rPr>
+        <w:rFonts w:ascii="Symbol" w:hAnsi="Symbol" w:hint="default"/>
+        <w:sz w:val="20"/>
+      </w:rPr>
+    </w:lvl>
+    <w:lvl w:ilvl="8" w:tentative="1">
+      <w:start w:val="1"/>
+      <w:numFmt w:val="bullet"/>
+      <w:lvlText w:val=""/>
+      <w:lvlJc w:val="left"/>
+      <w:pPr>
+        <w:tabs>
+          <w:tab w:val="num" w:pos="6480"/>
+        </w:tabs>
+        <w:ind w:left="6480" w:hanging="360"/>
+      </w:pPr>
+      <w:rPr>
+        <w:rFonts w:ascii="Symbol" w:hAnsi="Symbol" w:hint="default"/>
+        <w:sz w:val="20"/>
+      </w:rPr>
+    </w:lvl>
+  </w:abstractNum>
+  <w:abstractNum w:abstractNumId="11" w15:restartNumberingAfterBreak="0">
+    <w:nsid w:val="79FE45BA"/>
+    <w:multiLevelType w:val="multilevel"/>
+    <w:tmpl w:val="8856C772"/>
+    <w:lvl w:ilvl="0">
+      <w:start w:val="1"/>
+      <w:numFmt w:val="bullet"/>
+      <w:lvlText w:val=""/>
+      <w:lvlJc w:val="left"/>
+      <w:pPr>
+        <w:tabs>
+          <w:tab w:val="num" w:pos="720"/>
+        </w:tabs>
+        <w:ind w:left="720" w:hanging="360"/>
+      </w:pPr>
+      <w:rPr>
+        <w:rFonts w:ascii="Symbol" w:hAnsi="Symbol" w:hint="default"/>
+        <w:sz w:val="20"/>
+      </w:rPr>
+    </w:lvl>
+    <w:lvl w:ilvl="1">
+      <w:start w:val="1"/>
+      <w:numFmt w:val="decimal"/>
+      <w:lvlText w:val="%2."/>
+      <w:lvlJc w:val="left"/>
+      <w:pPr>
+        <w:tabs>
+          <w:tab w:val="num" w:pos="1440"/>
+        </w:tabs>
+        <w:ind w:left="1440" w:hanging="360"/>
+      </w:pPr>
+    </w:lvl>
+    <w:lvl w:ilvl="2" w:tentative="1">
+      <w:start w:val="1"/>
+      <w:numFmt w:val="bullet"/>
+      <w:lvlText w:val=""/>
+      <w:lvlJc w:val="left"/>
+      <w:pPr>
+        <w:tabs>
+          <w:tab w:val="num" w:pos="2160"/>
+        </w:tabs>
+        <w:ind w:left="2160" w:hanging="360"/>
+      </w:pPr>
+      <w:rPr>
+        <w:rFonts w:ascii="Symbol" w:hAnsi="Symbol" w:hint="default"/>
+        <w:sz w:val="20"/>
+      </w:rPr>
+    </w:lvl>
+    <w:lvl w:ilvl="3" w:tentative="1">
+      <w:start w:val="1"/>
+      <w:numFmt w:val="bullet"/>
+      <w:lvlText w:val=""/>
+      <w:lvlJc w:val="left"/>
+      <w:pPr>
+        <w:tabs>
+          <w:tab w:val="num" w:pos="2880"/>
+        </w:tabs>
+        <w:ind w:left="2880" w:hanging="360"/>
+      </w:pPr>
+      <w:rPr>
+        <w:rFonts w:ascii="Symbol" w:hAnsi="Symbol" w:hint="default"/>
+        <w:sz w:val="20"/>
+      </w:rPr>
+    </w:lvl>
+    <w:lvl w:ilvl="4" w:tentative="1">
+      <w:start w:val="1"/>
+      <w:numFmt w:val="bullet"/>
+      <w:lvlText w:val=""/>
+      <w:lvlJc w:val="left"/>
+      <w:pPr>
+        <w:tabs>
+          <w:tab w:val="num" w:pos="3600"/>
+        </w:tabs>
+        <w:ind w:left="3600" w:hanging="360"/>
+      </w:pPr>
+      <w:rPr>
+        <w:rFonts w:ascii="Symbol" w:hAnsi="Symbol" w:hint="default"/>
+        <w:sz w:val="20"/>
+      </w:rPr>
+    </w:lvl>
+    <w:lvl w:ilvl="5" w:tentative="1">
+      <w:start w:val="1"/>
+      <w:numFmt w:val="bullet"/>
+      <w:lvlText w:val=""/>
+      <w:lvlJc w:val="left"/>
+      <w:pPr>
+        <w:tabs>
+          <w:tab w:val="num" w:pos="4320"/>
+        </w:tabs>
+        <w:ind w:left="4320" w:hanging="360"/>
+      </w:pPr>
+      <w:rPr>
+        <w:rFonts w:ascii="Symbol" w:hAnsi="Symbol" w:hint="default"/>
+        <w:sz w:val="20"/>
+      </w:rPr>
+    </w:lvl>
+    <w:lvl w:ilvl="6" w:tentative="1">
+      <w:start w:val="1"/>
+      <w:numFmt w:val="bullet"/>
+      <w:lvlText w:val=""/>
+      <w:lvlJc w:val="left"/>
+      <w:pPr>
+        <w:tabs>
+          <w:tab w:val="num" w:pos="5040"/>
+        </w:tabs>
+        <w:ind w:left="5040" w:hanging="360"/>
+      </w:pPr>
+      <w:rPr>
+        <w:rFonts w:ascii="Symbol" w:hAnsi="Symbol" w:hint="default"/>
+        <w:sz w:val="20"/>
+      </w:rPr>
+    </w:lvl>
+    <w:lvl w:ilvl="7" w:tentative="1">
+      <w:start w:val="1"/>
+      <w:numFmt w:val="bullet"/>
+      <w:lvlText w:val=""/>
+      <w:lvlJc w:val="left"/>
+      <w:pPr>
+        <w:tabs>
+          <w:tab w:val="num" w:pos="5760"/>
+        </w:tabs>
+        <w:ind w:left="5760" w:hanging="360"/>
+      </w:pPr>
+      <w:rPr>
+        <w:rFonts w:ascii="Symbol" w:hAnsi="Symbol" w:hint="default"/>
+        <w:sz w:val="20"/>
+      </w:rPr>
+    </w:lvl>
+    <w:lvl w:ilvl="8" w:tentative="1">
+      <w:start w:val="1"/>
+      <w:numFmt w:val="bullet"/>
+      <w:lvlText w:val=""/>
+      <w:lvlJc w:val="left"/>
+      <w:pPr>
+        <w:tabs>
+          <w:tab w:val="num" w:pos="6480"/>
+        </w:tabs>
+        <w:ind w:left="6480" w:hanging="360"/>
+      </w:pPr>
+      <w:rPr>
+        <w:rFonts w:ascii="Symbol" w:hAnsi="Symbol" w:hint="default"/>
+        <w:sz w:val="20"/>
+      </w:rPr>
+    </w:lvl>
+  </w:abstractNum>
+  <w:num w:numId="1" w16cid:durableId="1330328195">
+    <w:abstractNumId w:val="4"/>
+  </w:num>
+  <w:num w:numId="2" w16cid:durableId="2084792353">
+    <w:abstractNumId w:val="11"/>
+  </w:num>
+  <w:num w:numId="3" w16cid:durableId="1914700750">
+    <w:abstractNumId w:val="10"/>
+  </w:num>
+  <w:num w:numId="4" w16cid:durableId="1601527491">
+    <w:abstractNumId w:val="5"/>
+  </w:num>
+  <w:num w:numId="5" w16cid:durableId="1155611720">
+    <w:abstractNumId w:val="6"/>
+  </w:num>
+  <w:num w:numId="6" w16cid:durableId="304043283">
+    <w:abstractNumId w:val="9"/>
+  </w:num>
+  <w:num w:numId="7" w16cid:durableId="924344537">
+    <w:abstractNumId w:val="0"/>
+  </w:num>
+  <w:num w:numId="8" w16cid:durableId="229704712">
+    <w:abstractNumId w:val="7"/>
+  </w:num>
+  <w:num w:numId="9" w16cid:durableId="1425150197">
+    <w:abstractNumId w:val="8"/>
+  </w:num>
+  <w:num w:numId="10" w16cid:durableId="2107114775">
+    <w:abstractNumId w:val="8"/>
+    <w:lvlOverride w:ilvl="1">
+      <w:lvl w:ilvl="1">
+        <w:numFmt w:val="decimal"/>
+        <w:lvlText w:val="%2."/>
+        <w:lvlJc w:val="left"/>
+      </w:lvl>
+    </w:lvlOverride>
+  </w:num>
+  <w:num w:numId="11" w16cid:durableId="1045249678">
+    <w:abstractNumId w:val="1"/>
+  </w:num>
+  <w:num w:numId="12" w16cid:durableId="745690624">
+    <w:abstractNumId w:val="2"/>
+  </w:num>
+  <w:num w:numId="13" w16cid:durableId="1000039534">
+    <w:abstractNumId w:val="3"/>
+  </w:num>
+</w:numbering>
 </file>
 
 <file path=word/styles.xml><?xml version="1.0" encoding="utf-8"?>
@@ -1788,6 +4868,41 @@
       </w:tblBorders>
     </w:tblPr>
   </w:style>
+  <w:style w:type="character" w:styleId="Hyperlink">
+    <w:name w:val="Hyperlink"/>
+    <w:basedOn w:val="DefaultParagraphFont"/>
+    <w:uiPriority w:val="99"/>
+    <w:unhideWhenUsed/>
+    <w:rsid w:val="006C61CB"/>
+    <w:rPr>
+      <w:color w:val="467886" w:themeColor="hyperlink"/>
+      <w:u w:val="single"/>
+    </w:rPr>
+  </w:style>
+  <w:style w:type="character" w:styleId="UnresolvedMention">
+    <w:name w:val="Unresolved Mention"/>
+    <w:basedOn w:val="DefaultParagraphFont"/>
+    <w:uiPriority w:val="99"/>
+    <w:semiHidden/>
+    <w:unhideWhenUsed/>
+    <w:rsid w:val="006C61CB"/>
+    <w:rPr>
+      <w:color w:val="605E5C"/>
+      <w:shd w:val="clear" w:color="auto" w:fill="E1DFDD"/>
+    </w:rPr>
+  </w:style>
+  <w:style w:type="character" w:styleId="FollowedHyperlink">
+    <w:name w:val="FollowedHyperlink"/>
+    <w:basedOn w:val="DefaultParagraphFont"/>
+    <w:uiPriority w:val="99"/>
+    <w:semiHidden/>
+    <w:unhideWhenUsed/>
+    <w:rsid w:val="00065430"/>
+    <w:rPr>
+      <w:color w:val="96607D" w:themeColor="followedHyperlink"/>
+      <w:u w:val="single"/>
+    </w:rPr>
+  </w:style>
 </w:styles>
 </file>
 
